--- a/projects/valuepickr-open-screen/docs/Alembic Pharmaceuticals Ltd.docx
+++ b/projects/valuepickr-open-screen/docs/Alembic Pharmaceuticals Ltd.docx
@@ -99,7 +99,7 @@
           </w:tcPr>
           <w:p>
             <w:r>
-              <w:t xml:space="preserve">Rs 16,346 Cr</w:t>
+              <w:t xml:space="preserve">~Rs 15,900 Cr (price ~Rs 808, Sep 2026); P/E ~21x</w:t>
             </w:r>
           </w:p>
         </w:tc>
@@ -143,98 +143,71 @@
                 <w:b/>
                 <w:bCs/>
               </w:rPr>
-              <w:t xml:space="preserve">ROE (3-yr)</w:t>
-            </w:r>
-          </w:p>
-        </w:tc>
-        <w:tc>
-          <w:tcPr>
-            <w:tcW w:type="dxa" w:w="5800"/>
-          </w:tcPr>
-          <w:p>
-            <w:r>
-              <w:t xml:space="preserve">12.7% (low)</w:t>
-            </w:r>
-          </w:p>
-        </w:tc>
-      </w:tr>
-      <w:tr>
-        <w:tc>
-          <w:tcPr>
-            <w:tcW w:type="dxa" w:w="3200"/>
-            <w:shd w:fill="F2F2F2" w:val="clear"/>
-          </w:tcPr>
-          <w:p>
-            <w:r>
-              <w:rPr>
-                <w:b/>
-                <w:bCs/>
-              </w:rPr>
-              <w:t xml:space="preserve">ROCE</w:t>
-            </w:r>
-          </w:p>
-        </w:tc>
-        <w:tc>
-          <w:tcPr>
-            <w:tcW w:type="dxa" w:w="5800"/>
-          </w:tcPr>
-          <w:p>
-            <w:r>
-              <w:t xml:space="preserve">14.66%</w:t>
-            </w:r>
-          </w:p>
-        </w:tc>
-      </w:tr>
-      <w:tr>
-        <w:tc>
-          <w:tcPr>
-            <w:tcW w:type="dxa" w:w="3200"/>
-            <w:shd w:fill="F2F2F2" w:val="clear"/>
-          </w:tcPr>
-          <w:p>
-            <w:r>
-              <w:rPr>
-                <w:b/>
-                <w:bCs/>
-              </w:rPr>
-              <w:t xml:space="preserve">Sales growth (5-yr)</w:t>
-            </w:r>
-          </w:p>
-        </w:tc>
-        <w:tc>
-          <w:tcPr>
-            <w:tcW w:type="dxa" w:w="5800"/>
-          </w:tcPr>
-          <w:p>
-            <w:r>
-              <w:t xml:space="preserve">6.37% (poor)</w:t>
-            </w:r>
-          </w:p>
-        </w:tc>
-      </w:tr>
-      <w:tr>
-        <w:tc>
-          <w:tcPr>
-            <w:tcW w:type="dxa" w:w="3200"/>
-            <w:shd w:fill="F2F2F2" w:val="clear"/>
-          </w:tcPr>
-          <w:p>
-            <w:r>
-              <w:rPr>
-                <w:b/>
-                <w:bCs/>
-              </w:rPr>
-              <w:t xml:space="preserve">TTM Revenue</w:t>
-            </w:r>
-          </w:p>
-        </w:tc>
-        <w:tc>
-          <w:tcPr>
-            <w:tcW w:type="dxa" w:w="5800"/>
-          </w:tcPr>
-          <w:p>
-            <w:r>
-              <w:t xml:space="preserve">Rs 6,267 Cr</w:t>
+              <w:t xml:space="preserve">ROCE / ROE (FY26)</w:t>
+            </w:r>
+          </w:p>
+        </w:tc>
+        <w:tc>
+          <w:tcPr>
+            <w:tcW w:type="dxa" w:w="5800"/>
+          </w:tcPr>
+          <w:p>
+            <w:r>
+              <w:t xml:space="preserve">ROCE ~13% (3-yr ~13%) / ROE ~13.4% - flat and below the &gt;=15% bar</w:t>
+            </w:r>
+          </w:p>
+        </w:tc>
+      </w:tr>
+      <w:tr>
+        <w:tc>
+          <w:tcPr>
+            <w:tcW w:type="dxa" w:w="3200"/>
+            <w:shd w:fill="F2F2F2" w:val="clear"/>
+          </w:tcPr>
+          <w:p>
+            <w:r>
+              <w:rPr>
+                <w:b/>
+                <w:bCs/>
+              </w:rPr>
+              <w:t xml:space="preserve">Growth (5-yr CAGR)</w:t>
+            </w:r>
+          </w:p>
+        </w:tc>
+        <w:tc>
+          <w:tcPr>
+            <w:tcW w:type="dxa" w:w="5800"/>
+          </w:tcPr>
+          <w:p>
+            <w:r>
+              <w:t xml:space="preserve">Sales ~6%; profit ~-9% (poor)</w:t>
+            </w:r>
+          </w:p>
+        </w:tc>
+      </w:tr>
+      <w:tr>
+        <w:tc>
+          <w:tcPr>
+            <w:tcW w:type="dxa" w:w="3200"/>
+            <w:shd w:fill="F2F2F2" w:val="clear"/>
+          </w:tcPr>
+          <w:p>
+            <w:r>
+              <w:rPr>
+                <w:b/>
+                <w:bCs/>
+              </w:rPr>
+              <w:t xml:space="preserve">FY26 / debt</w:t>
+            </w:r>
+          </w:p>
+        </w:tc>
+        <w:tc>
+          <w:tcPr>
+            <w:tcW w:type="dxa" w:w="5800"/>
+          </w:tcPr>
+          <w:p>
+            <w:r>
+              <w:t xml:space="preserve">FY26 revenue Rs 7,345 Cr (+10%), PAT Rs 671 Cr; gross borrowings Rs 1,430 Cr (up from Rs 1,258 Cr); FY26 CFO Rs 783 Cr; dividend payout ~35%</w:t>
             </w:r>
           </w:p>
         </w:tc>
@@ -286,62 +259,7 @@
         <w:spacing w:after="120" w:before="280"/>
       </w:pPr>
       <w:r>
-        <w:t xml:space="preserve">Technical Read (Weekly / Monthly MACD + Bollinger Bands, or RSI/CCI/Williams %R proxy)</w:t>
-      </w:r>
-    </w:p>
-    <w:p>
-      <w:pPr>
-        <w:spacing w:after="120"/>
-      </w:pPr>
-      <w:r>
-        <w:t xml:space="preserve">Not pulled this pass — no browser escalation triggered.</w:t>
-      </w:r>
-    </w:p>
-    <w:p>
-      <w:pPr>
-        <w:pStyle w:val="Heading1"/>
-        <w:spacing w:after="120" w:before="280"/>
-      </w:pPr>
-      <w:r>
-        <w:t xml:space="preserve">ValuePickr Community Signal</w:t>
-      </w:r>
-    </w:p>
-    <w:p>
-      <w:pPr>
-        <w:spacing w:after="120"/>
-      </w:pPr>
-      <w:r>
-        <w:t xml:space="preserve">Read 50 of 746+ posts covering FY22 through FY25 (posts #750-802) due to the thread's uneven posting cadence. harsh.beria93 (trusted) is again the dominant, most-detailed voice, with granular manufacturing-facility-by-facility and quarter-by-quarter notes spanning several years — a similarly sustained diligence effort to his Ajanta Pharma coverage. ranvir (trusted) provided detailed, sourced Q2 FY25 segment data. Rafi_Syed (trusted) shared a realistic, non-promotional management-meet summary (Nov 2022) explicitly noting continued US pricing pressure and 'no meaningful visible large launches' despite aggressive capex/R&amp;D spend.</w:t>
-      </w:r>
-    </w:p>
-    <w:p>
-      <w:pPr>
-        <w:spacing w:after="120"/>
-      </w:pPr>
-      <w:r>
-        <w:rPr>
-          <w:b/>
-          <w:bCs/>
-          <w:sz w:val="20"/>
-          <w:szCs w:val="20"/>
-        </w:rPr>
-        <w:t xml:space="preserve">High-conviction call from a top contributor: </w:t>
-      </w:r>
-      <w:r>
-        <w:rPr>
-          <w:sz w:val="20"/>
-          <w:szCs w:val="20"/>
-        </w:rPr>
-        <w:t xml:space="preserve">harsh.beria93's (trusted) own multi-year decade-summary chart concludes: 'US has seen bouts of good growth followed by stagnation. Their non-US business has been the most secular growth driver' — a balanced, first-principles assessment rather than a bullish thesis. This matches Vijay_Kiran's (trusted) original queueing signal, which was a real, repeated (4 separate posts) but modestly-sized holding (1.00% weight by the most recent disclosure) rather than a large concentrated bet.</w:t>
-      </w:r>
-    </w:p>
-    <w:p>
-      <w:pPr>
-        <w:pStyle w:val="Heading1"/>
-        <w:spacing w:after="120" w:before="280"/>
-      </w:pPr>
-      <w:r>
-        <w:t xml:space="preserve">Trusted-User Signals (Ongoing)</w:t>
+        <w:t xml:space="preserve">Deep-Dive: Primary Documents (Annual Reports, Quarterly Results, Exchange Filings)</w:t>
       </w:r>
     </w:p>
     <w:p>
@@ -356,12 +274,12 @@
           <w:sz w:val="18"/>
           <w:szCs w:val="18"/>
         </w:rPr>
-        <w:t xml:space="preserve">Every time a trusted user expresses clear conviction on this stock, most recent first — this section accumulates over time, it isn't a one-time snapshot.</w:t>
-      </w:r>
-    </w:p>
-    <w:p>
-      <w:pPr>
-        <w:spacing w:after="100"/>
+        <w:t xml:space="preserve">Pass 1 — 2026-09-08. Built from the company's own filings (3 years of annual reports, ~4 quarters of results/concalls, and 6 months of BSE/NSE announcements), read via the web — a deeper layer than the forum-sentiment read below.</w:t>
+      </w:r>
+    </w:p>
+    <w:p>
+      <w:pPr>
+        <w:spacing w:after="120"/>
       </w:pPr>
       <w:r>
         <w:rPr>
@@ -370,8 +288,464 @@
           <w:sz w:val="20"/>
           <w:szCs w:val="20"/>
         </w:rPr>
-        <w:t xml:space="preserve">FY22-FY25, ongoing — harsh.beria93, ranvir, Rafi_Syed (all trusted)</w:t>
-      </w:r>
+        <w:t xml:space="preserve">Sources reviewed this pass:</w:t>
+      </w:r>
+    </w:p>
+    <w:p>
+      <w:pPr>
+        <w:pStyle w:val="ListParagraph"/>
+        <w:numPr>
+          <w:ilvl w:val="0"/>
+          <w:numId w:val="1"/>
+        </w:numPr>
+        <w:spacing w:after="60"/>
+      </w:pPr>
+      <w:r>
+        <w:t xml:space="preserve">screener.in/company/APLLTD/consolidated - mcap Rs 15,891 Cr, price Rs 808, P/E 21.3; FY24 rev Rs 6,229 Cr / PAT Rs 616 Cr, FY25 Rs 6,672 Cr / Rs 582 Cr, FY26 Rs 7,345 Cr / Rs 671 Cr; ROCE 13% (3yr 13%), ROE 13.4% (3yr 12.7%); 5yr sales CAGR 6%, profit CAGR -9%; borrowings Rs 1,258 Cr FY25 -&gt; Rs 1,430 Cr FY26; FY26 CFO Rs 783 Cr vs EBITDA ~Rs 1,121 Cr; promoter 69.87%, no pledge; dividend yield 1.48%, payout 35%</w:t>
+      </w:r>
+    </w:p>
+    <w:p>
+      <w:pPr>
+        <w:pStyle w:val="ListParagraph"/>
+        <w:numPr>
+          <w:ilvl w:val="0"/>
+          <w:numId w:val="1"/>
+        </w:numPr>
+        <w:spacing w:after="60"/>
+      </w:pPr>
+      <w:r>
+        <w:t xml:space="preserve">Alembic Q1 FY27 results / investor slides (investing.com, indianpharmapost, Business Standard, sahi.com) - consol revenue Rs 2,150 Cr (+26% YoY), PAT Rs 173 Cr (+12%), US formulations Rs 778 Cr (+49%) on 7 launches incl. bosutinib (limited-competition onco); gross debt ~Rs 1,600 Cr at 30-Jun-2026</w:t>
+      </w:r>
+    </w:p>
+    <w:p>
+      <w:pPr>
+        <w:pStyle w:val="ListParagraph"/>
+        <w:numPr>
+          <w:ilvl w:val="0"/>
+          <w:numId w:val="1"/>
+        </w:numPr>
+        <w:spacing w:after="60"/>
+      </w:pPr>
+      <w:r>
+        <w:t xml:space="preserve">Q1 FY27 concall / analyst notes (Informist, Whalesbook, Yahoo) - FY27 US generics guidance raised low-teens -&gt; mid-to-high teens; company growth outlook low-double-digit -&gt; ~mid-teens; 15+ US launches targeted in FY27</w:t>
+      </w:r>
+    </w:p>
+    <w:p>
+      <w:pPr>
+        <w:pStyle w:val="ListParagraph"/>
+        <w:numPr>
+          <w:ilvl w:val="0"/>
+          <w:numId w:val="1"/>
+        </w:numPr>
+        <w:spacing w:after="60"/>
+      </w:pPr>
+      <w:r>
+        <w:t xml:space="preserve">prior VP-thread synthesis - harsh.beria93 (elevated) multi-year facility/concall notes; his decade summary: 'US has seen bouts of good growth followed by stagnation; non-US the most secular growth driver'; ranvir, Rafi_Syed realistic quarterly updates; Vijay_Kiran's queueing signal a modest ~1.0% portfolio weight</w:t>
+      </w:r>
+    </w:p>
+    <w:p>
+      <w:pPr>
+        <w:pStyle w:val="ListParagraph"/>
+        <w:numPr>
+          <w:ilvl w:val="0"/>
+          <w:numId w:val="1"/>
+        </w:numPr>
+        <w:spacing w:after="60"/>
+      </w:pPr>
+      <w:r>
+        <w:t xml:space="preserve">FY26 quarterly series (screener): Q1 1,770/157, Q2 1,910/184, Q3 1,876/132, Q4 1,848/202 (Rs Cr rev/PAT)</w:t>
+      </w:r>
+    </w:p>
+    <w:p>
+      <w:pPr>
+        <w:spacing w:after="120"/>
+      </w:pPr>
+      <w:r>
+        <w:rPr>
+          <w:b/>
+          <w:bCs/>
+          <w:sz w:val="20"/>
+          <w:szCs w:val="20"/>
+        </w:rPr>
+        <w:t xml:space="preserve">Annual-report findings (3-year view):</w:t>
+      </w:r>
+    </w:p>
+    <w:p>
+      <w:pPr>
+        <w:pStyle w:val="ListParagraph"/>
+        <w:numPr>
+          <w:ilvl w:val="0"/>
+          <w:numId w:val="1"/>
+        </w:numPr>
+        <w:spacing w:after="60"/>
+      </w:pPr>
+      <w:r>
+        <w:t xml:space="preserve">FY26 revenue Rs 7,345 Cr (+10%), PAT Rs 671 Cr (+15% off a weak FY25) - a modest recovery year; 5-yr profit CAGR is still -9%</w:t>
+      </w:r>
+    </w:p>
+    <w:p>
+      <w:pPr>
+        <w:pStyle w:val="ListParagraph"/>
+        <w:numPr>
+          <w:ilvl w:val="0"/>
+          <w:numId w:val="1"/>
+        </w:numPr>
+        <w:spacing w:after="60"/>
+      </w:pPr>
+      <w:r>
+        <w:t xml:space="preserve">Returns structurally sub-bar: ROCE ~13%, ROE ~13.4%, roughly flat over 3 years - below peers like Ajanta in the same batch</w:t>
+      </w:r>
+    </w:p>
+    <w:p>
+      <w:pPr>
+        <w:pStyle w:val="ListParagraph"/>
+        <w:numPr>
+          <w:ilvl w:val="0"/>
+          <w:numId w:val="1"/>
+        </w:numPr>
+        <w:spacing w:after="60"/>
+      </w:pPr>
+      <w:r>
+        <w:t xml:space="preserve">Gross borrowings rising (Rs 1,258 Cr -&gt; Rs 1,430 Cr; ~Rs 1,600 Cr at 30-Jun-2026) to fund capex - new Pithampur facility and a peptide-manufacturing API block</w:t>
+      </w:r>
+    </w:p>
+    <w:p>
+      <w:pPr>
+        <w:pStyle w:val="ListParagraph"/>
+        <w:numPr>
+          <w:ilvl w:val="0"/>
+          <w:numId w:val="1"/>
+        </w:numPr>
+        <w:spacing w:after="60"/>
+      </w:pPr>
+      <w:r>
+        <w:t xml:space="preserve">FY26 operating cash flow Rs 783 Cr against ~Rs 1,121 Cr EBITDA (~70% conversion) - acceptable, not strong; capex is absorbing it</w:t>
+      </w:r>
+    </w:p>
+    <w:p>
+      <w:pPr>
+        <w:pStyle w:val="ListParagraph"/>
+        <w:numPr>
+          <w:ilvl w:val="0"/>
+          <w:numId w:val="1"/>
+        </w:numPr>
+        <w:spacing w:after="60"/>
+      </w:pPr>
+      <w:r>
+        <w:t xml:space="preserve">Consistent shareholder returns: FY26 dividend payout ~35%, yield ~1.5%</w:t>
+      </w:r>
+    </w:p>
+    <w:p>
+      <w:pPr>
+        <w:pStyle w:val="ListParagraph"/>
+        <w:numPr>
+          <w:ilvl w:val="0"/>
+          <w:numId w:val="1"/>
+        </w:numPr>
+        <w:spacing w:after="60"/>
+      </w:pPr>
+      <w:r>
+        <w:t xml:space="preserve">Promoter holding 69.87%, no pledge; no SEBI/regulatory action; a past Q1 FY25 API decline was an external customer issue, not Alembic-specific</w:t>
+      </w:r>
+    </w:p>
+    <w:p>
+      <w:pPr>
+        <w:spacing w:after="120"/>
+      </w:pPr>
+      <w:r>
+        <w:rPr>
+          <w:b/>
+          <w:bCs/>
+          <w:sz w:val="20"/>
+          <w:szCs w:val="20"/>
+        </w:rPr>
+        <w:t xml:space="preserve">Quarterly trend (last ~4 quarters + concall commentary):</w:t>
+      </w:r>
+    </w:p>
+    <w:p>
+      <w:pPr>
+        <w:pStyle w:val="ListParagraph"/>
+        <w:numPr>
+          <w:ilvl w:val="0"/>
+          <w:numId w:val="1"/>
+        </w:numPr>
+        <w:spacing w:after="60"/>
+      </w:pPr>
+      <w:r>
+        <w:t xml:space="preserve">FY26 quarters were choppy (PAT Rs 157 -&gt; 184 -&gt; 132 -&gt; 202 Cr) on US pricing and R&amp;D phasing</w:t>
+      </w:r>
+    </w:p>
+    <w:p>
+      <w:pPr>
+        <w:pStyle w:val="ListParagraph"/>
+        <w:numPr>
+          <w:ilvl w:val="0"/>
+          <w:numId w:val="1"/>
+        </w:numPr>
+        <w:spacing w:after="60"/>
+      </w:pPr>
+      <w:r>
+        <w:t xml:space="preserve">Q1 FY27: revenue Rs 2,150 Cr (+26% YoY), PAT Rs 173 Cr (+12%), US formulations Rs 778 Cr (+49%) on 7 launches incl. limited-competition bosutinib</w:t>
+      </w:r>
+    </w:p>
+    <w:p>
+      <w:pPr>
+        <w:pStyle w:val="ListParagraph"/>
+        <w:numPr>
+          <w:ilvl w:val="0"/>
+          <w:numId w:val="1"/>
+        </w:numPr>
+        <w:spacing w:after="60"/>
+      </w:pPr>
+      <w:r>
+        <w:t xml:space="preserve">PAT growth (+12%) lagged revenue (+26%) - R&amp;D and US launch costs; margin did not expand</w:t>
+      </w:r>
+    </w:p>
+    <w:p>
+      <w:pPr>
+        <w:pStyle w:val="ListParagraph"/>
+        <w:numPr>
+          <w:ilvl w:val="0"/>
+          <w:numId w:val="1"/>
+        </w:numPr>
+        <w:spacing w:after="60"/>
+      </w:pPr>
+      <w:r>
+        <w:t xml:space="preserve">One quarter of inflection; the trusted multi-year read says US growth comes in bouts followed by stagnation</w:t>
+      </w:r>
+    </w:p>
+    <w:p>
+      <w:pPr>
+        <w:spacing w:after="120"/>
+      </w:pPr>
+      <w:r>
+        <w:rPr>
+          <w:b/>
+          <w:bCs/>
+          <w:sz w:val="20"/>
+          <w:szCs w:val="20"/>
+        </w:rPr>
+        <w:t xml:space="preserve">Exchange announcements (last 6 months):</w:t>
+      </w:r>
+    </w:p>
+    <w:p>
+      <w:pPr>
+        <w:pStyle w:val="ListParagraph"/>
+        <w:numPr>
+          <w:ilvl w:val="0"/>
+          <w:numId w:val="1"/>
+        </w:numPr>
+        <w:spacing w:after="60"/>
+      </w:pPr>
+      <w:r>
+        <w:t xml:space="preserve">Q1 FY27 results (04-Aug-2026) and investor presentation</w:t>
+      </w:r>
+    </w:p>
+    <w:p>
+      <w:pPr>
+        <w:pStyle w:val="ListParagraph"/>
+        <w:numPr>
+          <w:ilvl w:val="0"/>
+          <w:numId w:val="1"/>
+        </w:numPr>
+        <w:spacing w:after="60"/>
+      </w:pPr>
+      <w:r>
+        <w:t xml:space="preserve">FY27 guidance raised: US generics low-teens -&gt; mid-to-high teens; company growth -&gt; ~mid-teens; 15+ US launches planned</w:t>
+      </w:r>
+    </w:p>
+    <w:p>
+      <w:pPr>
+        <w:pStyle w:val="ListParagraph"/>
+        <w:numPr>
+          <w:ilvl w:val="0"/>
+          <w:numId w:val="1"/>
+        </w:numPr>
+        <w:spacing w:after="60"/>
+      </w:pPr>
+      <w:r>
+        <w:t xml:space="preserve">Ongoing capex - Pithampur facility, peptide API block</w:t>
+      </w:r>
+    </w:p>
+    <w:p>
+      <w:pPr>
+        <w:pStyle w:val="ListParagraph"/>
+        <w:numPr>
+          <w:ilvl w:val="0"/>
+          <w:numId w:val="1"/>
+        </w:numPr>
+        <w:spacing w:after="60"/>
+      </w:pPr>
+      <w:r>
+        <w:t xml:space="preserve">Nothing material on pledge, auditor or KMP</w:t>
+      </w:r>
+    </w:p>
+    <w:p>
+      <w:pPr>
+        <w:spacing w:after="120"/>
+      </w:pPr>
+      <w:r>
+        <w:rPr>
+          <w:b/>
+          <w:bCs/>
+          <w:sz w:val="20"/>
+          <w:szCs w:val="20"/>
+        </w:rPr>
+        <w:t xml:space="preserve">Key new facts vs. the prior write-up:</w:t>
+      </w:r>
+    </w:p>
+    <w:p>
+      <w:pPr>
+        <w:pStyle w:val="ListParagraph"/>
+        <w:numPr>
+          <w:ilvl w:val="0"/>
+          <w:numId w:val="1"/>
+        </w:numPr>
+        <w:spacing w:after="60"/>
+      </w:pPr>
+      <w:r>
+        <w:t xml:space="preserve">US formulations +49% YoY in Q1 FY27 - a real inflection in the exact segment the trusted tracker had flagged as weak - but partly on a limited-competition product (bosutinib) and one quarter only</w:t>
+      </w:r>
+    </w:p>
+    <w:p>
+      <w:pPr>
+        <w:pStyle w:val="ListParagraph"/>
+        <w:numPr>
+          <w:ilvl w:val="0"/>
+          <w:numId w:val="1"/>
+        </w:numPr>
+        <w:spacing w:after="60"/>
+      </w:pPr>
+      <w:r>
+        <w:t xml:space="preserve">Management raised FY27 guidance twice-over (US and company-level)</w:t>
+      </w:r>
+    </w:p>
+    <w:p>
+      <w:pPr>
+        <w:pStyle w:val="ListParagraph"/>
+        <w:numPr>
+          <w:ilvl w:val="0"/>
+          <w:numId w:val="1"/>
+        </w:numPr>
+        <w:spacing w:after="60"/>
+      </w:pPr>
+      <w:r>
+        <w:t xml:space="preserve">Trailing quality unchanged and sub-bar: ROCE ~13%, 5-yr profit CAGR -9%</w:t>
+      </w:r>
+    </w:p>
+    <w:p>
+      <w:pPr>
+        <w:pStyle w:val="ListParagraph"/>
+        <w:numPr>
+          <w:ilvl w:val="0"/>
+          <w:numId w:val="1"/>
+        </w:numPr>
+        <w:spacing w:after="60"/>
+      </w:pPr>
+      <w:r>
+        <w:t xml:space="preserve">Gross debt rising to fund capex; FY26 cash conversion ~70% of EBITDA</w:t>
+      </w:r>
+    </w:p>
+    <w:p>
+      <w:pPr>
+        <w:spacing w:after="120"/>
+      </w:pPr>
+      <w:r>
+        <w:rPr>
+          <w:b/>
+          <w:bCs/>
+          <w:sz w:val="20"/>
+          <w:szCs w:val="20"/>
+        </w:rPr>
+        <w:t xml:space="preserve">Open questions / what to watch:</w:t>
+      </w:r>
+    </w:p>
+    <w:p>
+      <w:pPr>
+        <w:pStyle w:val="ListParagraph"/>
+        <w:numPr>
+          <w:ilvl w:val="0"/>
+          <w:numId w:val="1"/>
+        </w:numPr>
+        <w:spacing w:after="60"/>
+      </w:pPr>
+      <w:r>
+        <w:t xml:space="preserve">Does the US inflection persist into Q2/H2 FY27, or is it a bosutinib + launch-timing bounce that fades (the historical pattern)?</w:t>
+      </w:r>
+    </w:p>
+    <w:p>
+      <w:pPr>
+        <w:pStyle w:val="ListParagraph"/>
+        <w:numPr>
+          <w:ilvl w:val="0"/>
+          <w:numId w:val="1"/>
+        </w:numPr>
+        <w:spacing w:after="60"/>
+      </w:pPr>
+      <w:r>
+        <w:t xml:space="preserve">Do the 15+ planned US launches include enough limited-competition products to hold the mid-to-high-teens guide?</w:t>
+      </w:r>
+    </w:p>
+    <w:p>
+      <w:pPr>
+        <w:pStyle w:val="ListParagraph"/>
+        <w:numPr>
+          <w:ilvl w:val="0"/>
+          <w:numId w:val="1"/>
+        </w:numPr>
+        <w:spacing w:after="60"/>
+      </w:pPr>
+      <w:r>
+        <w:t xml:space="preserve">When does ROCE move above the low-teens - does the Pithampur / peptide capex earn its cost of capital?</w:t>
+      </w:r>
+    </w:p>
+    <w:p>
+      <w:pPr>
+        <w:pStyle w:val="ListParagraph"/>
+        <w:numPr>
+          <w:ilvl w:val="0"/>
+          <w:numId w:val="1"/>
+        </w:numPr>
+        <w:spacing w:after="60"/>
+      </w:pPr>
+      <w:r>
+        <w:t xml:space="preserve">How much of Q1 FY27's US strength is price vs volume vs one-off limited-competition windows?</w:t>
+      </w:r>
+    </w:p>
+    <w:p>
+      <w:pPr>
+        <w:spacing w:after="120" w:before="120"/>
+      </w:pPr>
+      <w:r>
+        <w:rPr>
+          <w:b/>
+          <w:bCs/>
+          <w:sz w:val="20"/>
+          <w:szCs w:val="20"/>
+        </w:rPr>
+        <w:t xml:space="preserve">Conviction impact: </w:t>
+      </w:r>
+      <w:r>
+        <w:rPr>
+          <w:sz w:val="20"/>
+          <w:szCs w:val="20"/>
+        </w:rPr>
+        <w:t xml:space="preserve">Medium -&gt; Medium. A real, specific Q1 FY27 US inflection (formulations +49%, guidance raised) on top of a genuinely secular non-US franchise and consistent dividends - but a mid-cap growing mid-teens at ~13% ROCE with a -9% 5-yr profit CAGR and a historically cyclical US flagship is not a 10x candidate (thesis_fit re-derived to 'neither' on size math); conviction held at Medium pending Q2 FY27 confirmation.</w:t>
+      </w:r>
+    </w:p>
+    <w:p>
+      <w:pPr>
+        <w:pStyle w:val="Heading1"/>
+        <w:spacing w:after="120" w:before="280"/>
+      </w:pPr>
+      <w:r>
+        <w:t xml:space="preserve">Guidance &amp; Expectation Gap</w:t>
+      </w:r>
+    </w:p>
+    <w:p>
+      <w:pPr>
+        <w:spacing w:after="120"/>
+      </w:pPr>
       <w:r>
         <w:rPr>
           <w:i/>
@@ -380,6 +754,1811 @@
           <w:sz w:val="18"/>
           <w:szCs w:val="18"/>
         </w:rPr>
+        <w:t xml:space="preserve">Management guidance decoded into commitments, graded on the expectation → action → operational → commercial → financial ladder, then compared to what the current price appears to assume. Method: playbook/guidance-and-expectation-gap.md.</w:t>
+      </w:r>
+    </w:p>
+    <w:p>
+      <w:pPr>
+        <w:spacing w:after="120"/>
+      </w:pPr>
+      <w:r>
+        <w:rPr>
+          <w:b/>
+          <w:bCs/>
+          <w:sz w:val="20"/>
+          <w:szCs w:val="20"/>
+        </w:rPr>
+        <w:t xml:space="preserve">Commitment ladder (most-proven first):</w:t>
+      </w:r>
+    </w:p>
+    <w:tbl>
+      <w:tblPr>
+        <w:tblW w:type="dxa" w:w="9000"/>
+        <w:tblBorders>
+          <w:top w:val="single" w:color="auto" w:sz="4"/>
+          <w:left w:val="single" w:color="auto" w:sz="4"/>
+          <w:bottom w:val="single" w:color="auto" w:sz="4"/>
+          <w:right w:val="single" w:color="auto" w:sz="4"/>
+          <w:insideH w:val="single" w:color="auto" w:sz="4"/>
+          <w:insideV w:val="single" w:color="auto" w:sz="4"/>
+        </w:tblBorders>
+      </w:tblPr>
+      <w:tblGrid>
+        <w:gridCol w:w="1100"/>
+        <w:gridCol w:w="2600"/>
+        <w:gridCol w:w="2400"/>
+        <w:gridCol w:w="900"/>
+        <w:gridCol w:w="1200"/>
+        <w:gridCol w:w="800"/>
+      </w:tblGrid>
+      <w:tr>
+        <w:trPr>
+          <w:tblHeader/>
+        </w:trPr>
+        <w:tc>
+          <w:tcPr>
+            <w:tcW w:type="dxa" w:w="1100"/>
+            <w:shd w:fill="F2F2F2" w:val="clear"/>
+          </w:tcPr>
+          <w:p>
+            <w:r>
+              <w:rPr>
+                <w:b/>
+                <w:bCs/>
+                <w:sz w:val="18"/>
+                <w:szCs w:val="18"/>
+              </w:rPr>
+              <w:t xml:space="preserve">Area</w:t>
+            </w:r>
+          </w:p>
+        </w:tc>
+        <w:tc>
+          <w:tcPr>
+            <w:tcW w:type="dxa" w:w="2600"/>
+            <w:shd w:fill="F2F2F2" w:val="clear"/>
+          </w:tcPr>
+          <w:p>
+            <w:r>
+              <w:rPr>
+                <w:b/>
+                <w:bCs/>
+                <w:sz w:val="18"/>
+                <w:szCs w:val="18"/>
+              </w:rPr>
+              <w:t xml:space="preserve">Commitment</w:t>
+            </w:r>
+          </w:p>
+        </w:tc>
+        <w:tc>
+          <w:tcPr>
+            <w:tcW w:type="dxa" w:w="2400"/>
+            <w:shd w:fill="F2F2F2" w:val="clear"/>
+          </w:tcPr>
+          <w:p>
+            <w:r>
+              <w:rPr>
+                <w:b/>
+                <w:bCs/>
+                <w:sz w:val="18"/>
+                <w:szCs w:val="18"/>
+              </w:rPr>
+              <w:t xml:space="preserve">Specifics</w:t>
+            </w:r>
+          </w:p>
+        </w:tc>
+        <w:tc>
+          <w:tcPr>
+            <w:tcW w:type="dxa" w:w="900"/>
+            <w:shd w:fill="F2F2F2" w:val="clear"/>
+          </w:tcPr>
+          <w:p>
+            <w:r>
+              <w:rPr>
+                <w:b/>
+                <w:bCs/>
+                <w:sz w:val="18"/>
+                <w:szCs w:val="18"/>
+              </w:rPr>
+              <w:t xml:space="preserve">By when</w:t>
+            </w:r>
+          </w:p>
+        </w:tc>
+        <w:tc>
+          <w:tcPr>
+            <w:tcW w:type="dxa" w:w="1200"/>
+            <w:shd w:fill="F2F2F2" w:val="clear"/>
+          </w:tcPr>
+          <w:p>
+            <w:r>
+              <w:rPr>
+                <w:b/>
+                <w:bCs/>
+                <w:sz w:val="18"/>
+                <w:szCs w:val="18"/>
+              </w:rPr>
+              <w:t xml:space="preserve">Stage</w:t>
+            </w:r>
+          </w:p>
+        </w:tc>
+        <w:tc>
+          <w:tcPr>
+            <w:tcW w:type="dxa" w:w="800"/>
+            <w:shd w:fill="F2F2F2" w:val="clear"/>
+          </w:tcPr>
+          <w:p>
+            <w:r>
+              <w:rPr>
+                <w:b/>
+                <w:bCs/>
+                <w:sz w:val="18"/>
+                <w:szCs w:val="18"/>
+              </w:rPr>
+              <w:t xml:space="preserve">Thesis-critical</w:t>
+            </w:r>
+          </w:p>
+        </w:tc>
+      </w:tr>
+      <w:tr>
+        <w:tc>
+          <w:tcPr>
+            <w:tcW w:type="dxa" w:w="1100"/>
+          </w:tcPr>
+          <w:p>
+            <w:r>
+              <w:rPr>
+                <w:b w:val="false"/>
+                <w:bCs w:val="false"/>
+                <w:sz w:val="18"/>
+                <w:szCs w:val="18"/>
+              </w:rPr>
+              <w:t xml:space="preserve">new_business</w:t>
+            </w:r>
+          </w:p>
+        </w:tc>
+        <w:tc>
+          <w:tcPr>
+            <w:tcW w:type="dxa" w:w="2600"/>
+          </w:tcPr>
+          <w:p>
+            <w:r>
+              <w:rPr>
+                <w:b w:val="false"/>
+                <w:bCs w:val="false"/>
+                <w:sz w:val="18"/>
+                <w:szCs w:val="18"/>
+              </w:rPr>
+              <w:t xml:space="preserve">Launch 15+ new US products in FY27</w:t>
+            </w:r>
+          </w:p>
+        </w:tc>
+        <w:tc>
+          <w:tcPr>
+            <w:tcW w:type="dxa" w:w="2400"/>
+          </w:tcPr>
+          <w:p>
+            <w:r>
+              <w:rPr>
+                <w:b w:val="false"/>
+                <w:bCs w:val="false"/>
+                <w:sz w:val="18"/>
+                <w:szCs w:val="18"/>
+              </w:rPr>
+              <w:t xml:space="preserve">7 launched in Q1 FY27; pipeline across OSD, injectables, onco, derma, ophthalmic</w:t>
+            </w:r>
+          </w:p>
+        </w:tc>
+        <w:tc>
+          <w:tcPr>
+            <w:tcW w:type="dxa" w:w="900"/>
+          </w:tcPr>
+          <w:p>
+            <w:r>
+              <w:rPr>
+                <w:b w:val="false"/>
+                <w:bCs w:val="false"/>
+                <w:sz w:val="18"/>
+                <w:szCs w:val="18"/>
+              </w:rPr>
+              <w:t xml:space="preserve">FY27</w:t>
+            </w:r>
+          </w:p>
+        </w:tc>
+        <w:tc>
+          <w:tcPr>
+            <w:tcW w:type="dxa" w:w="1200"/>
+          </w:tcPr>
+          <w:p>
+            <w:r>
+              <w:rPr>
+                <w:b w:val="false"/>
+                <w:bCs w:val="false"/>
+                <w:sz w:val="18"/>
+                <w:szCs w:val="18"/>
+              </w:rPr>
+              <w:t xml:space="preserve">commercial</w:t>
+            </w:r>
+          </w:p>
+        </w:tc>
+        <w:tc>
+          <w:tcPr>
+            <w:tcW w:type="dxa" w:w="800"/>
+          </w:tcPr>
+          <w:p>
+            <w:r>
+              <w:rPr>
+                <w:b w:val="false"/>
+                <w:bCs w:val="false"/>
+                <w:sz w:val="18"/>
+                <w:szCs w:val="18"/>
+              </w:rPr>
+              <w:t xml:space="preserve">yes</w:t>
+            </w:r>
+          </w:p>
+        </w:tc>
+      </w:tr>
+      <w:tr>
+        <w:tc>
+          <w:tcPr>
+            <w:tcW w:type="dxa" w:w="1100"/>
+          </w:tcPr>
+          <w:p>
+            <w:r>
+              <w:rPr>
+                <w:b w:val="false"/>
+                <w:bCs w:val="false"/>
+                <w:sz w:val="18"/>
+                <w:szCs w:val="18"/>
+              </w:rPr>
+              <w:t xml:space="preserve">growth</w:t>
+            </w:r>
+          </w:p>
+        </w:tc>
+        <w:tc>
+          <w:tcPr>
+            <w:tcW w:type="dxa" w:w="2600"/>
+          </w:tcPr>
+          <w:p>
+            <w:r>
+              <w:rPr>
+                <w:b w:val="false"/>
+                <w:bCs w:val="false"/>
+                <w:sz w:val="18"/>
+                <w:szCs w:val="18"/>
+              </w:rPr>
+              <w:t xml:space="preserve">FY27 company growth ~mid-teens; US generics mid-to-high teens</w:t>
+            </w:r>
+          </w:p>
+        </w:tc>
+        <w:tc>
+          <w:tcPr>
+            <w:tcW w:type="dxa" w:w="2400"/>
+          </w:tcPr>
+          <w:p>
+            <w:r>
+              <w:rPr>
+                <w:b w:val="false"/>
+                <w:bCs w:val="false"/>
+                <w:sz w:val="18"/>
+                <w:szCs w:val="18"/>
+              </w:rPr>
+              <w:t xml:space="preserve">raised from low-double-digit / low-teens after Q1 FY27</w:t>
+            </w:r>
+          </w:p>
+        </w:tc>
+        <w:tc>
+          <w:tcPr>
+            <w:tcW w:type="dxa" w:w="900"/>
+          </w:tcPr>
+          <w:p>
+            <w:r>
+              <w:rPr>
+                <w:b w:val="false"/>
+                <w:bCs w:val="false"/>
+                <w:sz w:val="18"/>
+                <w:szCs w:val="18"/>
+              </w:rPr>
+              <w:t xml:space="preserve">FY27</w:t>
+            </w:r>
+          </w:p>
+        </w:tc>
+        <w:tc>
+          <w:tcPr>
+            <w:tcW w:type="dxa" w:w="1200"/>
+          </w:tcPr>
+          <w:p>
+            <w:r>
+              <w:rPr>
+                <w:b w:val="false"/>
+                <w:bCs w:val="false"/>
+                <w:sz w:val="18"/>
+                <w:szCs w:val="18"/>
+              </w:rPr>
+              <w:t xml:space="preserve">expectation</w:t>
+            </w:r>
+          </w:p>
+        </w:tc>
+        <w:tc>
+          <w:tcPr>
+            <w:tcW w:type="dxa" w:w="800"/>
+          </w:tcPr>
+          <w:p>
+            <w:r>
+              <w:rPr>
+                <w:b w:val="false"/>
+                <w:bCs w:val="false"/>
+                <w:sz w:val="18"/>
+                <w:szCs w:val="18"/>
+              </w:rPr>
+              <w:t xml:space="preserve">yes</w:t>
+            </w:r>
+          </w:p>
+        </w:tc>
+      </w:tr>
+      <w:tr>
+        <w:tc>
+          <w:tcPr>
+            <w:tcW w:type="dxa" w:w="1100"/>
+          </w:tcPr>
+          <w:p>
+            <w:r>
+              <w:rPr>
+                <w:b w:val="false"/>
+                <w:bCs w:val="false"/>
+                <w:sz w:val="18"/>
+                <w:szCs w:val="18"/>
+              </w:rPr>
+              <w:t xml:space="preserve">capex</w:t>
+            </w:r>
+          </w:p>
+        </w:tc>
+        <w:tc>
+          <w:tcPr>
+            <w:tcW w:type="dxa" w:w="2600"/>
+          </w:tcPr>
+          <w:p>
+            <w:r>
+              <w:rPr>
+                <w:b w:val="false"/>
+                <w:bCs w:val="false"/>
+                <w:sz w:val="18"/>
+                <w:szCs w:val="18"/>
+              </w:rPr>
+              <w:t xml:space="preserve">Ramp new capacity - Pithampur facility, peptide API block</w:t>
+            </w:r>
+          </w:p>
+        </w:tc>
+        <w:tc>
+          <w:tcPr>
+            <w:tcW w:type="dxa" w:w="2400"/>
+          </w:tcPr>
+          <w:p>
+            <w:r>
+              <w:rPr>
+                <w:b w:val="false"/>
+                <w:bCs w:val="false"/>
+                <w:sz w:val="18"/>
+                <w:szCs w:val="18"/>
+              </w:rPr>
+              <w:t xml:space="preserve">funded partly by rising gross debt (Rs 1,430 Cr FY26)</w:t>
+            </w:r>
+          </w:p>
+        </w:tc>
+        <w:tc>
+          <w:tcPr>
+            <w:tcW w:type="dxa" w:w="900"/>
+          </w:tcPr>
+          <w:p>
+            <w:r>
+              <w:rPr>
+                <w:b w:val="false"/>
+                <w:bCs w:val="false"/>
+                <w:sz w:val="18"/>
+                <w:szCs w:val="18"/>
+              </w:rPr>
+              <w:t xml:space="preserve">FY28</w:t>
+            </w:r>
+          </w:p>
+        </w:tc>
+        <w:tc>
+          <w:tcPr>
+            <w:tcW w:type="dxa" w:w="1200"/>
+          </w:tcPr>
+          <w:p>
+            <w:r>
+              <w:rPr>
+                <w:b w:val="false"/>
+                <w:bCs w:val="false"/>
+                <w:sz w:val="18"/>
+                <w:szCs w:val="18"/>
+              </w:rPr>
+              <w:t xml:space="preserve">action</w:t>
+            </w:r>
+          </w:p>
+        </w:tc>
+        <w:tc>
+          <w:tcPr>
+            <w:tcW w:type="dxa" w:w="800"/>
+          </w:tcPr>
+          <w:p>
+            <w:r>
+              <w:rPr>
+                <w:b w:val="false"/>
+                <w:bCs w:val="false"/>
+                <w:sz w:val="18"/>
+                <w:szCs w:val="18"/>
+              </w:rPr>
+              <w:t xml:space="preserve"/>
+            </w:r>
+          </w:p>
+        </w:tc>
+      </w:tr>
+    </w:tbl>
+    <w:p>
+      <w:pPr>
+        <w:spacing w:after="60" w:before="120"/>
+      </w:pPr>
+      <w:r>
+        <w:rPr>
+          <w:b/>
+          <w:bCs/>
+          <w:sz w:val="20"/>
+          <w:szCs w:val="20"/>
+        </w:rPr>
+        <w:t xml:space="preserve">Earnings chain: </w:t>
+      </w:r>
+      <w:r>
+        <w:rPr>
+          <w:b/>
+          <w:bCs/>
+          <w:color w:val="A32020"/>
+          <w:sz w:val="20"/>
+          <w:szCs w:val="20"/>
+        </w:rPr>
+        <w:t xml:space="preserve">US ANDA approvals + launches (7 in Q1 FY27, 15+ guided)</w:t>
+      </w:r>
+      <w:r>
+        <w:rPr>
+          <w:color w:val="666666"/>
+          <w:sz w:val="20"/>
+          <w:szCs w:val="20"/>
+        </w:rPr>
+        <w:t xml:space="preserve"> → </w:t>
+      </w:r>
+      <w:r>
+        <w:rPr>
+          <w:b w:val="false"/>
+          <w:bCs w:val="false"/>
+          <w:sz w:val="20"/>
+          <w:szCs w:val="20"/>
+        </w:rPr>
+        <w:t xml:space="preserve">limited-competition windows (e.g. bosutinib) + volume in base products</w:t>
+      </w:r>
+      <w:r>
+        <w:rPr>
+          <w:color w:val="666666"/>
+          <w:sz w:val="20"/>
+          <w:szCs w:val="20"/>
+        </w:rPr>
+        <w:t xml:space="preserve"> → </w:t>
+      </w:r>
+      <w:r>
+        <w:rPr>
+          <w:b w:val="false"/>
+          <w:bCs w:val="false"/>
+          <w:sz w:val="20"/>
+          <w:szCs w:val="20"/>
+        </w:rPr>
+        <w:t xml:space="preserve">US formulations revenue growth (+49% Q1 FY27)</w:t>
+      </w:r>
+      <w:r>
+        <w:rPr>
+          <w:color w:val="666666"/>
+          <w:sz w:val="20"/>
+          <w:szCs w:val="20"/>
+        </w:rPr>
+        <w:t xml:space="preserve"> → </w:t>
+      </w:r>
+      <w:r>
+        <w:rPr>
+          <w:b w:val="false"/>
+          <w:bCs w:val="false"/>
+          <w:sz w:val="20"/>
+          <w:szCs w:val="20"/>
+        </w:rPr>
+        <w:t xml:space="preserve">non-US branded + animal health steady growth</w:t>
+      </w:r>
+      <w:r>
+        <w:rPr>
+          <w:color w:val="666666"/>
+          <w:sz w:val="20"/>
+          <w:szCs w:val="20"/>
+        </w:rPr>
+        <w:t xml:space="preserve"> → </w:t>
+      </w:r>
+      <w:r>
+        <w:rPr>
+          <w:b w:val="false"/>
+          <w:bCs w:val="false"/>
+          <w:sz w:val="20"/>
+          <w:szCs w:val="20"/>
+        </w:rPr>
+        <w:t xml:space="preserve">consolidated revenue mid-teens</w:t>
+      </w:r>
+      <w:r>
+        <w:rPr>
+          <w:color w:val="666666"/>
+          <w:sz w:val="20"/>
+          <w:szCs w:val="20"/>
+        </w:rPr>
+        <w:t xml:space="preserve"> → </w:t>
+      </w:r>
+      <w:r>
+        <w:rPr>
+          <w:b w:val="false"/>
+          <w:bCs w:val="false"/>
+          <w:sz w:val="20"/>
+          <w:szCs w:val="20"/>
+        </w:rPr>
+        <w:t xml:space="preserve">operating leverage net of R&amp;D + launch costs</w:t>
+      </w:r>
+      <w:r>
+        <w:rPr>
+          <w:color w:val="666666"/>
+          <w:sz w:val="20"/>
+          <w:szCs w:val="20"/>
+        </w:rPr>
+        <w:t xml:space="preserve"> → </w:t>
+      </w:r>
+      <w:r>
+        <w:rPr>
+          <w:b w:val="false"/>
+          <w:bCs w:val="false"/>
+          <w:sz w:val="20"/>
+          <w:szCs w:val="20"/>
+        </w:rPr>
+        <w:t xml:space="preserve">PAT</w:t>
+      </w:r>
+    </w:p>
+    <w:p>
+      <w:pPr>
+        <w:spacing w:after="120"/>
+      </w:pPr>
+      <w:r>
+        <w:rPr>
+          <w:color w:val="666666"/>
+          <w:sz w:val="18"/>
+          <w:szCs w:val="18"/>
+        </w:rPr>
+        <w:t xml:space="preserve">Bottleneck link: US ANDA approvals + launches (7 in Q1 FY27, 15+ guided).</w:t>
+      </w:r>
+    </w:p>
+    <w:p>
+      <w:pPr>
+        <w:spacing w:after="120"/>
+      </w:pPr>
+      <w:r>
+        <w:rPr>
+          <w:color w:val="666666"/>
+          <w:sz w:val="18"/>
+          <w:szCs w:val="18"/>
+        </w:rPr>
+        <w:t xml:space="preserve">Operating leverage: unclear - Q1 FY27 PAT (+12%) lagged revenue (+26%) as R&amp;D and launch costs rose; leverage only shows if the US step-up holds and spend normalises</w:t>
+      </w:r>
+    </w:p>
+    <w:p>
+      <w:pPr>
+        <w:spacing w:after="120"/>
+      </w:pPr>
+      <w:r>
+        <w:rPr>
+          <w:color w:val="666666"/>
+          <w:sz w:val="18"/>
+          <w:szCs w:val="18"/>
+        </w:rPr>
+        <w:t xml:space="preserve">Evidenced: US ANDA approvals + launches (7 in Q1 FY27, 15+ guided); US formulations revenue growth (+49% Q1 FY27); non-US branded + animal health steady growth; consolidated revenue mid-teens. Still assumed: limited-competition windows (e.g. bosutinib) + volume in base products; operating leverage net of R&amp;D + launch costs.</w:t>
+      </w:r>
+    </w:p>
+    <w:p>
+      <w:pPr>
+        <w:spacing w:after="120"/>
+      </w:pPr>
+      <w:r>
+        <w:rPr>
+          <w:b/>
+          <w:bCs/>
+          <w:sz w:val="20"/>
+          <w:szCs w:val="20"/>
+        </w:rPr>
+        <w:t xml:space="preserve">Market expectation vs. our path:</w:t>
+      </w:r>
+    </w:p>
+    <w:tbl>
+      <w:tblPr>
+        <w:tblW w:type="dxa" w:w="9000"/>
+        <w:tblBorders>
+          <w:top w:val="single" w:color="auto" w:sz="4"/>
+          <w:left w:val="single" w:color="auto" w:sz="4"/>
+          <w:bottom w:val="single" w:color="auto" w:sz="4"/>
+          <w:right w:val="single" w:color="auto" w:sz="4"/>
+          <w:insideH w:val="single" w:color="auto" w:sz="4"/>
+          <w:insideV w:val="single" w:color="auto" w:sz="4"/>
+        </w:tblBorders>
+      </w:tblPr>
+      <w:tblGrid>
+        <w:gridCol w:w="3200"/>
+        <w:gridCol w:w="5800"/>
+      </w:tblGrid>
+      <w:tr>
+        <w:tc>
+          <w:tcPr>
+            <w:tcW w:type="dxa" w:w="3200"/>
+            <w:shd w:fill="F2F2F2" w:val="clear"/>
+          </w:tcPr>
+          <w:p>
+            <w:r>
+              <w:rPr>
+                <w:b/>
+                <w:bCs/>
+              </w:rPr>
+              <w:t xml:space="preserve">As of</w:t>
+            </w:r>
+          </w:p>
+        </w:tc>
+        <w:tc>
+          <w:tcPr>
+            <w:tcW w:type="dxa" w:w="5800"/>
+          </w:tcPr>
+          <w:p>
+            <w:r>
+              <w:t xml:space="preserve">2026-09-08</w:t>
+            </w:r>
+          </w:p>
+        </w:tc>
+      </w:tr>
+      <w:tr>
+        <w:tc>
+          <w:tcPr>
+            <w:tcW w:type="dxa" w:w="3200"/>
+            <w:shd w:fill="F2F2F2" w:val="clear"/>
+          </w:tcPr>
+          <w:p>
+            <w:r>
+              <w:rPr>
+                <w:b/>
+                <w:bCs/>
+              </w:rPr>
+              <w:t xml:space="preserve">Price / multiple</w:t>
+            </w:r>
+          </w:p>
+        </w:tc>
+        <w:tc>
+          <w:tcPr>
+            <w:tcW w:type="dxa" w:w="5800"/>
+          </w:tcPr>
+          <w:p>
+            <w:r>
+              <w:t xml:space="preserve">Rs 808 · 21.3x P/E</w:t>
+            </w:r>
+          </w:p>
+        </w:tc>
+      </w:tr>
+      <w:tr>
+        <w:tc>
+          <w:tcPr>
+            <w:tcW w:type="dxa" w:w="3200"/>
+            <w:shd w:fill="F2F2F2" w:val="clear"/>
+          </w:tcPr>
+          <w:p>
+            <w:r>
+              <w:rPr>
+                <w:b/>
+                <w:bCs/>
+              </w:rPr>
+              <w:t xml:space="preserve">Right valuation lens</w:t>
+            </w:r>
+          </w:p>
+        </w:tc>
+        <w:tc>
+          <w:tcPr>
+            <w:tcW w:type="dxa" w:w="5800"/>
+          </w:tcPr>
+          <w:p>
+            <w:r>
+              <w:t xml:space="preserve">P/E</w:t>
+            </w:r>
+          </w:p>
+        </w:tc>
+      </w:tr>
+      <w:tr>
+        <w:tc>
+          <w:tcPr>
+            <w:tcW w:type="dxa" w:w="3200"/>
+            <w:shd w:fill="F2F2F2" w:val="clear"/>
+          </w:tcPr>
+          <w:p>
+            <w:r>
+              <w:rPr>
+                <w:b/>
+                <w:bCs/>
+              </w:rPr>
+              <w:t xml:space="preserve">Price implies</w:t>
+            </w:r>
+          </w:p>
+        </w:tc>
+        <w:tc>
+          <w:tcPr>
+            <w:tcW w:type="dxa" w:w="5800"/>
+          </w:tcPr>
+          <w:p>
+            <w:r>
+              <w:t xml:space="preserve">~21x trailing on ~13% ROCE needs ~12-15% EPS CAGR to justify a ~20x steady exit; that is roughly the raised FY27 guide, so the multiple already reflects a mid-teens grower - it does not obviously price a sustained US re-rating, but nor is there a large discount</w:t>
+            </w:r>
+          </w:p>
+        </w:tc>
+      </w:tr>
+      <w:tr>
+        <w:tc>
+          <w:tcPr>
+            <w:tcW w:type="dxa" w:w="3200"/>
+            <w:shd w:fill="F2F2F2" w:val="clear"/>
+          </w:tcPr>
+          <w:p>
+            <w:r>
+              <w:rPr>
+                <w:b/>
+                <w:bCs/>
+              </w:rPr>
+              <w:t xml:space="preserve">Our FY27</w:t>
+            </w:r>
+          </w:p>
+        </w:tc>
+        <w:tc>
+          <w:tcPr>
+            <w:tcW w:type="dxa" w:w="5800"/>
+          </w:tcPr>
+          <w:p>
+            <w:r>
+              <w:t xml:space="preserve">revenue ~Rs 8,300-8,600 Cr (+13-17%); PAT ~Rs 750-850 Cr if US strength holds and R&amp;D spend plateaus</w:t>
+            </w:r>
+          </w:p>
+        </w:tc>
+      </w:tr>
+      <w:tr>
+        <w:tc>
+          <w:tcPr>
+            <w:tcW w:type="dxa" w:w="3200"/>
+            <w:shd w:fill="F2F2F2" w:val="clear"/>
+          </w:tcPr>
+          <w:p>
+            <w:r>
+              <w:rPr>
+                <w:b/>
+                <w:bCs/>
+              </w:rPr>
+              <w:t xml:space="preserve">Our FY28</w:t>
+            </w:r>
+          </w:p>
+        </w:tc>
+        <w:tc>
+          <w:tcPr>
+            <w:tcW w:type="dxa" w:w="5800"/>
+          </w:tcPr>
+          <w:p>
+            <w:r>
+              <w:t xml:space="preserve">revenue ~Rs 9,300-9,800 Cr; PAT ~Rs 900-1,050 Cr - contingent on the US business not reverting to the historical stagnation phase</w:t>
+            </w:r>
+          </w:p>
+        </w:tc>
+      </w:tr>
+      <w:tr>
+        <w:tc>
+          <w:tcPr>
+            <w:tcW w:type="dxa" w:w="3200"/>
+            <w:shd w:fill="F2F2F2" w:val="clear"/>
+          </w:tcPr>
+          <w:p>
+            <w:r>
+              <w:rPr>
+                <w:b/>
+                <w:bCs/>
+              </w:rPr>
+              <w:t xml:space="preserve">Gap direction</w:t>
+            </w:r>
+          </w:p>
+        </w:tc>
+        <w:tc>
+          <w:tcPr>
+            <w:tcW w:type="dxa" w:w="5800"/>
+          </w:tcPr>
+          <w:p>
+            <w:r>
+              <w:t xml:space="preserve">priced-in</w:t>
+            </w:r>
+          </w:p>
+        </w:tc>
+      </w:tr>
+      <w:tr>
+        <w:tc>
+          <w:tcPr>
+            <w:tcW w:type="dxa" w:w="3200"/>
+            <w:shd w:fill="F2F2F2" w:val="clear"/>
+          </w:tcPr>
+          <w:p>
+            <w:r>
+              <w:rPr>
+                <w:b/>
+                <w:bCs/>
+              </w:rPr>
+              <w:t xml:space="preserve">Gap type</w:t>
+            </w:r>
+          </w:p>
+        </w:tc>
+        <w:tc>
+          <w:tcPr>
+            <w:tcW w:type="dxa" w:w="5800"/>
+          </w:tcPr>
+          <w:p>
+            <w:r>
+              <w:t xml:space="preserve">duration</w:t>
+            </w:r>
+          </w:p>
+        </w:tc>
+      </w:tr>
+      <w:tr>
+        <w:tc>
+          <w:tcPr>
+            <w:tcW w:type="dxa" w:w="3200"/>
+            <w:shd w:fill="F2F2F2" w:val="clear"/>
+          </w:tcPr>
+          <w:p>
+            <w:r>
+              <w:rPr>
+                <w:b/>
+                <w:bCs/>
+              </w:rPr>
+              <w:t xml:space="preserve">Gap magnitude</w:t>
+            </w:r>
+          </w:p>
+        </w:tc>
+        <w:tc>
+          <w:tcPr>
+            <w:tcW w:type="dxa" w:w="5800"/>
+          </w:tcPr>
+          <w:p>
+            <w:r>
+              <w:t xml:space="preserve">not estimable</w:t>
+            </w:r>
+          </w:p>
+        </w:tc>
+      </w:tr>
+      <w:tr>
+        <w:tc>
+          <w:tcPr>
+            <w:tcW w:type="dxa" w:w="3200"/>
+            <w:shd w:fill="F2F2F2" w:val="clear"/>
+          </w:tcPr>
+          <w:p>
+            <w:r>
+              <w:rPr>
+                <w:b/>
+                <w:bCs/>
+              </w:rPr>
+              <w:t xml:space="preserve">Gap basis</w:t>
+            </w:r>
+          </w:p>
+        </w:tc>
+        <w:tc>
+          <w:tcPr>
+            <w:tcW w:type="dxa" w:w="5800"/>
+          </w:tcPr>
+          <w:p>
+            <w:r>
+              <w:t xml:space="preserve">the market pays ~21x for a company that has just guided mid-teens; the open question is duration (does the US inflection last more than a few quarters), not a mispriced level - historically these bouts fade</w:t>
+            </w:r>
+          </w:p>
+        </w:tc>
+      </w:tr>
+      <w:tr>
+        <w:tc>
+          <w:tcPr>
+            <w:tcW w:type="dxa" w:w="3200"/>
+            <w:shd w:fill="F2F2F2" w:val="clear"/>
+          </w:tcPr>
+          <w:p>
+            <w:r>
+              <w:rPr>
+                <w:b/>
+                <w:bCs/>
+              </w:rPr>
+              <w:t xml:space="preserve">Evidence quality</w:t>
+            </w:r>
+          </w:p>
+        </w:tc>
+        <w:tc>
+          <w:tcPr>
+            <w:tcW w:type="dxa" w:w="5800"/>
+          </w:tcPr>
+          <w:p>
+            <w:r>
+              <w:t xml:space="preserve">moderate</w:t>
+            </w:r>
+          </w:p>
+        </w:tc>
+      </w:tr>
+    </w:tbl>
+    <w:p>
+      <w:pPr>
+        <w:spacing w:after="120"/>
+      </w:pPr>
+      <w:r>
+        <w:rPr>
+          <w:i/>
+          <w:iCs/>
+          <w:color w:val="666666"/>
+          <w:sz w:val="16"/>
+          <w:szCs w:val="16"/>
+        </w:rPr>
+        <w:t xml:space="preserve">no broker consensus; implied path is a reverse-P/E estimate + screener.in forward figures + VP thread view</w:t>
+      </w:r>
+    </w:p>
+    <w:p>
+      <w:pPr>
+        <w:spacing w:after="120" w:before="120"/>
+      </w:pPr>
+      <w:r>
+        <w:rPr>
+          <w:b/>
+          <w:bCs/>
+          <w:sz w:val="20"/>
+          <w:szCs w:val="20"/>
+        </w:rPr>
+        <w:t xml:space="preserve">Catalyst: </w:t>
+      </w:r>
+      <w:r>
+        <w:rPr>
+          <w:sz w:val="20"/>
+          <w:szCs w:val="20"/>
+        </w:rPr>
+        <w:t xml:space="preserve">Q2 FY27 (and H2) results showing the US formulations inflection persisting beyond one quarter, with PAT growth catching up to revenue</w:t>
+      </w:r>
+      <w:r>
+        <w:rPr>
+          <w:color w:val="666666"/>
+          <w:sz w:val="18"/>
+          <w:szCs w:val="18"/>
+        </w:rPr>
+        <w:t xml:space="preserve"> (window ~6M from 2026-09-08; dated; evidence med; pending)</w:t>
+      </w:r>
+    </w:p>
+    <w:p>
+      <w:pPr>
+        <w:pStyle w:val="Heading1"/>
+        <w:spacing w:after="120" w:before="280"/>
+      </w:pPr>
+      <w:r>
+        <w:t xml:space="preserve">Ishmohit-Lens Checks (value chain · earnings quality · growth trajectory · management · quality metrics · track record · global-signal check)</w:t>
+      </w:r>
+    </w:p>
+    <w:p>
+      <w:pPr>
+        <w:spacing w:after="120"/>
+      </w:pPr>
+      <w:r>
+        <w:rPr>
+          <w:i/>
+          <w:iCs/>
+          <w:color w:val="666666"/>
+          <w:sz w:val="18"/>
+          <w:szCs w:val="18"/>
+        </w:rPr>
+        <w:t xml:space="preserve">Extra checks drawn from @ishmohit1 / SOIC methodology (playbook/ishmohit-soic-style.md): where the company sits in its value chain and what the supply side is doing, whether a margin/PAT inflection is structural or a cyclical peak, the rate-of-change of growth vs. what the multiple demands, and management quality as a positive attribute.</w:t>
+      </w:r>
+    </w:p>
+    <w:p>
+      <w:pPr>
+        <w:spacing w:after="120"/>
+      </w:pPr>
+      <w:r>
+        <w:rPr>
+          <w:b/>
+          <w:bCs/>
+          <w:sz w:val="20"/>
+          <w:szCs w:val="20"/>
+        </w:rPr>
+        <w:t xml:space="preserve">Value chain &amp; supply side:</w:t>
+      </w:r>
+    </w:p>
+    <w:tbl>
+      <w:tblPr>
+        <w:tblW w:type="dxa" w:w="9000"/>
+        <w:tblBorders>
+          <w:top w:val="single" w:color="auto" w:sz="4"/>
+          <w:left w:val="single" w:color="auto" w:sz="4"/>
+          <w:bottom w:val="single" w:color="auto" w:sz="4"/>
+          <w:right w:val="single" w:color="auto" w:sz="4"/>
+          <w:insideH w:val="single" w:color="auto" w:sz="4"/>
+          <w:insideV w:val="single" w:color="auto" w:sz="4"/>
+        </w:tblBorders>
+      </w:tblPr>
+      <w:tblGrid>
+        <w:gridCol w:w="3200"/>
+        <w:gridCol w:w="5800"/>
+      </w:tblGrid>
+      <w:tr>
+        <w:tc>
+          <w:tcPr>
+            <w:tcW w:type="dxa" w:w="3200"/>
+            <w:shd w:fill="F2F2F2" w:val="clear"/>
+          </w:tcPr>
+          <w:p>
+            <w:r>
+              <w:rPr>
+                <w:b/>
+                <w:bCs/>
+              </w:rPr>
+              <w:t xml:space="preserve">Theme</w:t>
+            </w:r>
+          </w:p>
+        </w:tc>
+        <w:tc>
+          <w:tcPr>
+            <w:tcW w:type="dxa" w:w="5800"/>
+          </w:tcPr>
+          <w:p>
+            <w:r>
+              <w:t xml:space="preserve">US generics + India branded generics + animal healthcare</w:t>
+            </w:r>
+          </w:p>
+        </w:tc>
+      </w:tr>
+      <w:tr>
+        <w:tc>
+          <w:tcPr>
+            <w:tcW w:type="dxa" w:w="3200"/>
+            <w:shd w:fill="F2F2F2" w:val="clear"/>
+          </w:tcPr>
+          <w:p>
+            <w:r>
+              <w:rPr>
+                <w:b/>
+                <w:bCs/>
+              </w:rPr>
+              <w:t xml:space="preserve">This company's position</w:t>
+            </w:r>
+          </w:p>
+        </w:tc>
+        <w:tc>
+          <w:tcPr>
+            <w:tcW w:type="dxa" w:w="5800"/>
+          </w:tcPr>
+          <w:p>
+            <w:r>
+              <w:t xml:space="preserve">vertically integrated (API + formulations) generics maker across OSD, general + oncology injectables, derma, ophthalmic; growing domestic branded franchise and a fast-growing animal-health arm</w:t>
+            </w:r>
+          </w:p>
+        </w:tc>
+      </w:tr>
+      <w:tr>
+        <w:tc>
+          <w:tcPr>
+            <w:tcW w:type="dxa" w:w="3200"/>
+            <w:shd w:fill="F2F2F2" w:val="clear"/>
+          </w:tcPr>
+          <w:p>
+            <w:r>
+              <w:rPr>
+                <w:b/>
+                <w:bCs/>
+              </w:rPr>
+              <w:t xml:space="preserve">Bottleneck node (pricing power)</w:t>
+            </w:r>
+          </w:p>
+        </w:tc>
+        <w:tc>
+          <w:tcPr>
+            <w:tcW w:type="dxa" w:w="5800"/>
+          </w:tcPr>
+          <w:p>
+            <w:r>
+              <w:t xml:space="preserve">USFDA approvals + site compliance; limited-competition product windows</w:t>
+            </w:r>
+          </w:p>
+        </w:tc>
+      </w:tr>
+      <w:tr>
+        <w:tc>
+          <w:tcPr>
+            <w:tcW w:type="dxa" w:w="3200"/>
+            <w:shd w:fill="F2F2F2" w:val="clear"/>
+          </w:tcPr>
+          <w:p>
+            <w:r>
+              <w:rPr>
+                <w:b/>
+                <w:bCs/>
+              </w:rPr>
+              <w:t xml:space="preserve">Supply-side status</w:t>
+            </w:r>
+          </w:p>
+        </w:tc>
+        <w:tc>
+          <w:tcPr>
+            <w:tcW w:type="dxa" w:w="5800"/>
+          </w:tcPr>
+          <w:p>
+            <w:r>
+              <w:t xml:space="preserve">balanced</w:t>
+            </w:r>
+          </w:p>
+        </w:tc>
+      </w:tr>
+      <w:tr>
+        <w:tc>
+          <w:tcPr>
+            <w:tcW w:type="dxa" w:w="3200"/>
+            <w:shd w:fill="F2F2F2" w:val="clear"/>
+          </w:tcPr>
+          <w:p>
+            <w:r>
+              <w:rPr>
+                <w:b/>
+                <w:bCs/>
+              </w:rPr>
+              <w:t xml:space="preserve">Adjacent-node peers</w:t>
+            </w:r>
+          </w:p>
+        </w:tc>
+        <w:tc>
+          <w:tcPr>
+            <w:tcW w:type="dxa" w:w="5800"/>
+          </w:tcPr>
+          <w:p>
+            <w:r>
+              <w:t xml:space="preserve">Ajanta Pharma, Torrent Pharmaceuticals, Alkem Laboratories, Eris Lifesciences</w:t>
+            </w:r>
+          </w:p>
+        </w:tc>
+      </w:tr>
+    </w:tbl>
+    <w:p>
+      <w:pPr>
+        <w:spacing w:after="120"/>
+      </w:pPr>
+      <w:r>
+        <w:rPr>
+          <w:color w:val="666666"/>
+          <w:sz w:val="18"/>
+          <w:szCs w:val="18"/>
+        </w:rPr>
+        <w:t xml:space="preserve">US generics is a structurally price-eroding, capacity-balanced pool where returns depend on a launch cadence and occasional limited-competition windows - not a pricing-power moat. The non-US branded + animal-health legs are the more durable value; the trusted tracker's multi-year read agrees.</w:t>
+      </w:r>
+    </w:p>
+    <w:p>
+      <w:pPr>
+        <w:spacing w:after="60" w:before="120"/>
+      </w:pPr>
+      <w:r>
+        <w:rPr>
+          <w:b/>
+          <w:bCs/>
+          <w:sz w:val="20"/>
+          <w:szCs w:val="20"/>
+        </w:rPr>
+        <w:t xml:space="preserve">Earnings quality: </w:t>
+      </w:r>
+      <w:r>
+        <w:rPr>
+          <w:sz w:val="20"/>
+          <w:szCs w:val="20"/>
+        </w:rPr>
+        <w:t xml:space="preserve">margin driver cyclical</w:t>
+      </w:r>
+      <w:r>
+        <w:rPr>
+          <w:b/>
+          <w:bCs/>
+          <w:color w:val="A32020"/>
+          <w:sz w:val="20"/>
+          <w:szCs w:val="20"/>
+        </w:rPr>
+        <w:t xml:space="preserve"/>
+      </w:r>
+    </w:p>
+    <w:p>
+      <w:pPr>
+        <w:spacing w:after="120"/>
+      </w:pPr>
+      <w:r>
+        <w:rPr>
+          <w:color w:val="666666"/>
+          <w:sz w:val="18"/>
+          <w:szCs w:val="18"/>
+        </w:rPr>
+        <w:t xml:space="preserve">Drivers: US limited-competition launch windows (bosutinib in Q1 FY27); US base-business pricing (chronic erosion); non-US branded + animal-health mix (the steadier component).</w:t>
+      </w:r>
+    </w:p>
+    <w:p>
+      <w:pPr>
+        <w:spacing w:after="120"/>
+      </w:pPr>
+      <w:r>
+        <w:rPr>
+          <w:color w:val="666666"/>
+          <w:sz w:val="18"/>
+          <w:szCs w:val="18"/>
+        </w:rPr>
+        <w:t xml:space="preserve">Consolidated margin is not elevated - Q1 FY27 PAT margin ~8% and PAT grew only 12% on 26% revenue as R&amp;D/launch costs rose. The risk is the opposite of peak margin: the US contribution is bout-driven and a limited-competition product (bosutinib) flattered Q1, so the run-rate may not hold.</w:t>
+      </w:r>
+    </w:p>
+    <w:p>
+      <w:pPr>
+        <w:spacing w:after="60" w:before="120"/>
+      </w:pPr>
+      <w:r>
+        <w:rPr>
+          <w:b/>
+          <w:bCs/>
+          <w:sz w:val="20"/>
+          <w:szCs w:val="20"/>
+        </w:rPr>
+        <w:t xml:space="preserve">Growth trajectory: </w:t>
+      </w:r>
+      <w:r>
+        <w:rPr>
+          <w:b w:val="false"/>
+          <w:bCs w:val="false"/>
+          <w:sz w:val="20"/>
+          <w:szCs w:val="20"/>
+        </w:rPr>
+        <w:t xml:space="preserve">YoY growth rate is lumpy</w:t>
+      </w:r>
+    </w:p>
+    <w:p>
+      <w:pPr>
+        <w:spacing w:after="120"/>
+      </w:pPr>
+      <w:r>
+        <w:rPr>
+          <w:color w:val="666666"/>
+          <w:sz w:val="18"/>
+          <w:szCs w:val="18"/>
+        </w:rPr>
+        <w:t xml:space="preserve">FY24 rev +?, FY25 +7%, FY26 +10%, Q1 FY27 +26% - the FY27 jump is off choppy FY26 quarters (PAT Rs 157/184/132/202 Cr). US formulations specifically: multi-year 'bouts of good growth followed by stagnation' per the trusted tracker; +49% in Q1 FY27 is the latest bout.</w:t>
+      </w:r>
+    </w:p>
+    <w:p>
+      <w:pPr>
+        <w:spacing w:after="120"/>
+      </w:pPr>
+      <w:r>
+        <w:rPr>
+          <w:color w:val="666666"/>
+          <w:sz w:val="18"/>
+          <w:szCs w:val="18"/>
+        </w:rPr>
+        <w:t xml:space="preserve">Reverse P/E: ~21x trailing needs ~12-15% EPS CAGR; the raised mid-teens guide matches that, so the recent acceleration is roughly priced - upside depends on the US bout lasting, which history says is uncertain.</w:t>
+      </w:r>
+    </w:p>
+    <w:p>
+      <w:pPr>
+        <w:spacing w:after="120"/>
+      </w:pPr>
+      <w:r>
+        <w:rPr>
+          <w:b/>
+          <w:bCs/>
+          <w:sz w:val="20"/>
+          <w:szCs w:val="20"/>
+        </w:rPr>
+        <w:t xml:space="preserve">Management quality (TVGP's "P"):</w:t>
+      </w:r>
+    </w:p>
+    <w:tbl>
+      <w:tblPr>
+        <w:tblW w:type="dxa" w:w="9000"/>
+        <w:tblBorders>
+          <w:top w:val="single" w:color="auto" w:sz="4"/>
+          <w:left w:val="single" w:color="auto" w:sz="4"/>
+          <w:bottom w:val="single" w:color="auto" w:sz="4"/>
+          <w:right w:val="single" w:color="auto" w:sz="4"/>
+          <w:insideH w:val="single" w:color="auto" w:sz="4"/>
+          <w:insideV w:val="single" w:color="auto" w:sz="4"/>
+        </w:tblBorders>
+      </w:tblPr>
+      <w:tblGrid>
+        <w:gridCol w:w="3200"/>
+        <w:gridCol w:w="5800"/>
+      </w:tblGrid>
+      <w:tr>
+        <w:tc>
+          <w:tcPr>
+            <w:tcW w:type="dxa" w:w="3200"/>
+            <w:shd w:fill="F2F2F2" w:val="clear"/>
+          </w:tcPr>
+          <w:p>
+            <w:r>
+              <w:rPr>
+                <w:b/>
+                <w:bCs/>
+              </w:rPr>
+              <w:t xml:space="preserve">Assessment</w:t>
+            </w:r>
+          </w:p>
+        </w:tc>
+        <w:tc>
+          <w:tcPr>
+            <w:tcW w:type="dxa" w:w="5800"/>
+          </w:tcPr>
+          <w:p>
+            <w:r>
+              <w:t xml:space="preserve">neutral</w:t>
+            </w:r>
+          </w:p>
+        </w:tc>
+      </w:tr>
+      <w:tr>
+        <w:tc>
+          <w:tcPr>
+            <w:tcW w:type="dxa" w:w="3200"/>
+            <w:shd w:fill="F2F2F2" w:val="clear"/>
+          </w:tcPr>
+          <w:p>
+            <w:r>
+              <w:rPr>
+                <w:b/>
+                <w:bCs/>
+              </w:rPr>
+              <w:t xml:space="preserve">Capital allocation</w:t>
+            </w:r>
+          </w:p>
+        </w:tc>
+        <w:tc>
+          <w:tcPr>
+            <w:tcW w:type="dxa" w:w="5800"/>
+          </w:tcPr>
+          <w:p>
+            <w:r>
+              <w:t xml:space="preserve">Reinvesting into US pipeline (R&amp;D ~13-14% of formulations sales) and capex (Pithampur, peptide API) funded partly by rising gross debt; incremental ROCE has stayed ~13% for years, so the reinvestment has held returns flat rather than compounded them. No unrelated diversification. Consistent dividends (35% payout). (neutral)</w:t>
+            </w:r>
+          </w:p>
+        </w:tc>
+      </w:tr>
+      <w:tr>
+        <w:tc>
+          <w:tcPr>
+            <w:tcW w:type="dxa" w:w="3200"/>
+            <w:shd w:fill="F2F2F2" w:val="clear"/>
+          </w:tcPr>
+          <w:p>
+            <w:r>
+              <w:rPr>
+                <w:b/>
+                <w:bCs/>
+              </w:rPr>
+              <w:t xml:space="preserve">Related-party trend</w:t>
+            </w:r>
+          </w:p>
+        </w:tc>
+        <w:tc>
+          <w:tcPr>
+            <w:tcW w:type="dxa" w:w="5800"/>
+          </w:tcPr>
+          <w:p>
+            <w:r>
+              <w:t xml:space="preserve">clean</w:t>
+            </w:r>
+          </w:p>
+        </w:tc>
+      </w:tr>
+      <w:tr>
+        <w:tc>
+          <w:tcPr>
+            <w:tcW w:type="dxa" w:w="3200"/>
+            <w:shd w:fill="F2F2F2" w:val="clear"/>
+          </w:tcPr>
+          <w:p>
+            <w:r>
+              <w:rPr>
+                <w:b/>
+                <w:bCs/>
+              </w:rPr>
+              <w:t xml:space="preserve">Guidance credibility</w:t>
+            </w:r>
+          </w:p>
+        </w:tc>
+        <w:tc>
+          <w:tcPr>
+            <w:tcW w:type="dxa" w:w="5800"/>
+          </w:tcPr>
+          <w:p>
+            <w:r>
+              <w:t xml:space="preserve">mixed</w:t>
+            </w:r>
+          </w:p>
+        </w:tc>
+      </w:tr>
+      <w:tr>
+        <w:tc>
+          <w:tcPr>
+            <w:tcW w:type="dxa" w:w="3200"/>
+            <w:shd w:fill="F2F2F2" w:val="clear"/>
+          </w:tcPr>
+          <w:p>
+            <w:r>
+              <w:rPr>
+                <w:b/>
+                <w:bCs/>
+              </w:rPr>
+              <w:t xml:space="preserve">Shareholder returns</w:t>
+            </w:r>
+          </w:p>
+        </w:tc>
+        <w:tc>
+          <w:tcPr>
+            <w:tcW w:type="dxa" w:w="5800"/>
+          </w:tcPr>
+          <w:p>
+            <w:r>
+              <w:t xml:space="preserve">consistent</w:t>
+            </w:r>
+          </w:p>
+        </w:tc>
+      </w:tr>
+      <w:tr>
+        <w:tc>
+          <w:tcPr>
+            <w:tcW w:type="dxa" w:w="3200"/>
+            <w:shd w:fill="F2F2F2" w:val="clear"/>
+          </w:tcPr>
+          <w:p>
+            <w:r>
+              <w:rPr>
+                <w:b/>
+                <w:bCs/>
+              </w:rPr>
+              <w:t xml:space="preserve">Capability ladder / VAP</w:t>
+            </w:r>
+          </w:p>
+        </w:tc>
+        <w:tc>
+          <w:tcPr>
+            <w:tcW w:type="dxa" w:w="5800"/>
+          </w:tcPr>
+          <w:p>
+            <w:r>
+              <w:t xml:space="preserve">Moving up into injectables, oncology and peptide manufacturing from a plain-OSD base - a genuine complexity ladder, though it has not yet lifted returns</w:t>
+            </w:r>
+          </w:p>
+        </w:tc>
+      </w:tr>
+    </w:tbl>
+    <w:p>
+      <w:pPr>
+        <w:spacing w:after="120"/>
+      </w:pPr>
+      <w:r>
+        <w:rPr>
+          <w:b/>
+          <w:bCs/>
+          <w:sz w:val="20"/>
+          <w:szCs w:val="20"/>
+        </w:rPr>
+        <w:t xml:space="preserve">Quality metrics (ROCE · debt · FCF · margin · capex):</w:t>
+      </w:r>
+    </w:p>
+    <w:tbl>
+      <w:tblPr>
+        <w:tblW w:type="dxa" w:w="9000"/>
+        <w:tblBorders>
+          <w:top w:val="single" w:color="auto" w:sz="4"/>
+          <w:left w:val="single" w:color="auto" w:sz="4"/>
+          <w:bottom w:val="single" w:color="auto" w:sz="4"/>
+          <w:right w:val="single" w:color="auto" w:sz="4"/>
+          <w:insideH w:val="single" w:color="auto" w:sz="4"/>
+          <w:insideV w:val="single" w:color="auto" w:sz="4"/>
+        </w:tblBorders>
+      </w:tblPr>
+      <w:tblGrid>
+        <w:gridCol w:w="3200"/>
+        <w:gridCol w:w="5800"/>
+      </w:tblGrid>
+      <w:tr>
+        <w:tc>
+          <w:tcPr>
+            <w:tcW w:type="dxa" w:w="3200"/>
+            <w:shd w:fill="F2F2F2" w:val="clear"/>
+          </w:tcPr>
+          <w:p>
+            <w:r>
+              <w:rPr>
+                <w:b/>
+                <w:bCs/>
+              </w:rPr>
+              <w:t xml:space="preserve">Assessment</w:t>
+            </w:r>
+          </w:p>
+        </w:tc>
+        <w:tc>
+          <w:tcPr>
+            <w:tcW w:type="dxa" w:w="5800"/>
+          </w:tcPr>
+          <w:p>
+            <w:r>
+              <w:t xml:space="preserve">neutral</w:t>
+            </w:r>
+          </w:p>
+        </w:tc>
+      </w:tr>
+      <w:tr>
+        <w:tc>
+          <w:tcPr>
+            <w:tcW w:type="dxa" w:w="3200"/>
+            <w:shd w:fill="F2F2F2" w:val="clear"/>
+          </w:tcPr>
+          <w:p>
+            <w:r>
+              <w:rPr>
+                <w:b/>
+                <w:bCs/>
+              </w:rPr>
+              <w:t xml:space="preserve">ROCE</w:t>
+            </w:r>
+          </w:p>
+        </w:tc>
+        <w:tc>
+          <w:tcPr>
+            <w:tcW w:type="dxa" w:w="5800"/>
+          </w:tcPr>
+          <w:p>
+            <w:r>
+              <w:t xml:space="preserve">13% (stable)</w:t>
+            </w:r>
+          </w:p>
+        </w:tc>
+      </w:tr>
+      <w:tr>
+        <w:tc>
+          <w:tcPr>
+            <w:tcW w:type="dxa" w:w="3200"/>
+            <w:shd w:fill="F2F2F2" w:val="clear"/>
+          </w:tcPr>
+          <w:p>
+            <w:r>
+              <w:rPr>
+                <w:b/>
+                <w:bCs/>
+              </w:rPr>
+              <w:t xml:space="preserve">Leverage</w:t>
+            </w:r>
+          </w:p>
+        </w:tc>
+        <w:tc>
+          <w:tcPr>
+            <w:tcW w:type="dxa" w:w="5800"/>
+          </w:tcPr>
+          <w:p>
+            <w:r>
+              <w:t xml:space="preserve">Net debt/EBITDA 1.3x</w:t>
+            </w:r>
+          </w:p>
+        </w:tc>
+      </w:tr>
+      <w:tr>
+        <w:tc>
+          <w:tcPr>
+            <w:tcW w:type="dxa" w:w="3200"/>
+            <w:shd w:fill="F2F2F2" w:val="clear"/>
+          </w:tcPr>
+          <w:p>
+            <w:r>
+              <w:rPr>
+                <w:b/>
+                <w:bCs/>
+              </w:rPr>
+              <w:t xml:space="preserve">FCF conversion</w:t>
+            </w:r>
+          </w:p>
+        </w:tc>
+        <w:tc>
+          <w:tcPr>
+            <w:tcW w:type="dxa" w:w="5800"/>
+          </w:tcPr>
+          <w:p>
+            <w:r>
+              <w:t xml:space="preserve">40%</w:t>
+            </w:r>
+          </w:p>
+        </w:tc>
+      </w:tr>
+      <w:tr>
+        <w:tc>
+          <w:tcPr>
+            <w:tcW w:type="dxa" w:w="3200"/>
+            <w:shd w:fill="F2F2F2" w:val="clear"/>
+          </w:tcPr>
+          <w:p>
+            <w:r>
+              <w:rPr>
+                <w:b/>
+                <w:bCs/>
+              </w:rPr>
+              <w:t xml:space="preserve">Margin trend</w:t>
+            </w:r>
+          </w:p>
+        </w:tc>
+        <w:tc>
+          <w:tcPr>
+            <w:tcW w:type="dxa" w:w="5800"/>
+          </w:tcPr>
+          <w:p>
+            <w:r>
+              <w:t xml:space="preserve">stable</w:t>
+            </w:r>
+          </w:p>
+        </w:tc>
+      </w:tr>
+      <w:tr>
+        <w:tc>
+          <w:tcPr>
+            <w:tcW w:type="dxa" w:w="3200"/>
+            <w:shd w:fill="F2F2F2" w:val="clear"/>
+          </w:tcPr>
+          <w:p>
+            <w:r>
+              <w:rPr>
+                <w:b/>
+                <w:bCs/>
+              </w:rPr>
+              <w:t xml:space="preserve">Capex efficiency</w:t>
+            </w:r>
+          </w:p>
+        </w:tc>
+        <w:tc>
+          <w:tcPr>
+            <w:tcW w:type="dxa" w:w="5800"/>
+          </w:tcPr>
+          <w:p>
+            <w:r>
+              <w:t xml:space="preserve">neutral</w:t>
+            </w:r>
+          </w:p>
+        </w:tc>
+      </w:tr>
+    </w:tbl>
+    <w:p>
+      <w:pPr>
+        <w:spacing w:after="60" w:before="120"/>
+      </w:pPr>
+      <w:r>
+        <w:rPr>
+          <w:b/>
+          <w:bCs/>
+          <w:sz w:val="20"/>
+          <w:szCs w:val="20"/>
+        </w:rPr>
+        <w:t xml:space="preserve">Track record (Coffee Can persistence check): </w:t>
+      </w:r>
+      <w:r>
+        <w:rPr>
+          <w:sz w:val="20"/>
+          <w:szCs w:val="20"/>
+        </w:rPr>
+        <w:t xml:space="preserve">cleared revenue growth ≥10% AND ROCE ≥15% in 0 of the last 3 years (consistency_score 0)</w:t>
+      </w:r>
+    </w:p>
+    <w:p>
+      <w:pPr>
+        <w:spacing w:after="120"/>
+      </w:pPr>
+      <w:r>
+        <w:rPr>
+          <w:color w:val="666666"/>
+          <w:sz w:val="18"/>
+          <w:szCs w:val="18"/>
+        </w:rPr>
+        <w:t xml:space="preserve">FY24-FY26 verifiable. None clear both revenue growth &gt;=10% and ROCE &gt;=15% in the same year: FY24 revenue growth was low-single-digit, FY25 revenue +7% and PAT actually fell, FY26 revenue +10% but ROCE ~13% (below 15%). Long-listed large company, so the zero is an informative multi-year record of sub-bar returns, not a young-company artefact. Q1 FY27 hints FY27 revenue growth could clear the 10% leg, but the ROCE leg still looks short of 15%.</w:t>
+      </w:r>
+    </w:p>
+    <w:p>
+      <w:pPr>
+        <w:pStyle w:val="Heading1"/>
+        <w:spacing w:after="120" w:before="280"/>
+      </w:pPr>
+      <w:r>
+        <w:t xml:space="preserve">Technical Read (Weekly / Monthly MACD + Bollinger Bands, or RSI/CCI/Williams %R proxy)</w:t>
+      </w:r>
+    </w:p>
+    <w:p>
+      <w:pPr>
+        <w:spacing w:after="120"/>
+      </w:pPr>
+      <w:r>
+        <w:t xml:space="preserve">Not pulled this pass — no browser escalation triggered.</w:t>
+      </w:r>
+    </w:p>
+    <w:p>
+      <w:pPr>
+        <w:pStyle w:val="Heading1"/>
+        <w:spacing w:after="120" w:before="280"/>
+      </w:pPr>
+      <w:r>
+        <w:t xml:space="preserve">ValuePickr Community Signal</w:t>
+      </w:r>
+    </w:p>
+    <w:p>
+      <w:pPr>
+        <w:spacing w:after="120"/>
+      </w:pPr>
+      <w:r>
+        <w:t xml:space="preserve">Read 50 of 746+ posts covering FY22 through FY25 (posts #750-802) due to the thread's uneven posting cadence. harsh.beria93 (trusted) is again the dominant, most-detailed voice, with granular manufacturing-facility-by-facility and quarter-by-quarter notes spanning several years — a similarly sustained diligence effort to his Ajanta Pharma coverage. ranvir (trusted) provided detailed, sourced Q2 FY25 segment data. Rafi_Syed (trusted) shared a realistic, non-promotional management-meet summary (Nov 2022) explicitly noting continued US pricing pressure and 'no meaningful visible large launches' despite aggressive capex/R&amp;D spend.</w:t>
+      </w:r>
+    </w:p>
+    <w:p>
+      <w:pPr>
+        <w:spacing w:after="120"/>
+      </w:pPr>
+      <w:r>
+        <w:rPr>
+          <w:b/>
+          <w:bCs/>
+          <w:sz w:val="20"/>
+          <w:szCs w:val="20"/>
+        </w:rPr>
+        <w:t xml:space="preserve">High-conviction call from a top contributor: </w:t>
+      </w:r>
+      <w:r>
+        <w:rPr>
+          <w:sz w:val="20"/>
+          <w:szCs w:val="20"/>
+        </w:rPr>
+        <w:t xml:space="preserve">harsh.beria93's (trusted) own multi-year decade-summary chart concludes: 'US has seen bouts of good growth followed by stagnation. Their non-US business has been the most secular growth driver' — a balanced, first-principles assessment rather than a bullish thesis. This matches Vijay_Kiran's (trusted) original queueing signal, which was a real, repeated (4 separate posts) but modestly-sized holding (1.00% weight by the most recent disclosure) rather than a large concentrated bet.</w:t>
+      </w:r>
+    </w:p>
+    <w:p>
+      <w:pPr>
+        <w:pStyle w:val="Heading1"/>
+        <w:spacing w:after="120" w:before="280"/>
+      </w:pPr>
+      <w:r>
+        <w:t xml:space="preserve">Trusted-User Signals (Ongoing)</w:t>
+      </w:r>
+    </w:p>
+    <w:p>
+      <w:pPr>
+        <w:spacing w:after="120"/>
+      </w:pPr>
+      <w:r>
+        <w:rPr>
+          <w:i/>
+          <w:iCs/>
+          <w:color w:val="666666"/>
+          <w:sz w:val="18"/>
+          <w:szCs w:val="18"/>
+        </w:rPr>
+        <w:t xml:space="preserve">Every time a trusted user expresses clear conviction on this stock, most recent first — this section accumulates over time, it isn't a one-time snapshot.</w:t>
+      </w:r>
+    </w:p>
+    <w:p>
+      <w:pPr>
+        <w:spacing w:after="100"/>
+      </w:pPr>
+      <w:r>
+        <w:rPr>
+          <w:b/>
+          <w:bCs/>
+          <w:sz w:val="20"/>
+          <w:szCs w:val="20"/>
+        </w:rPr>
+        <w:t xml:space="preserve">FY22-FY25, ongoing — harsh.beria93, ranvir, Rafi_Syed (all trusted)</w:t>
+      </w:r>
+      <w:r>
+        <w:rPr>
+          <w:i/>
+          <w:iCs/>
+          <w:color w:val="666666"/>
+          <w:sz w:val="18"/>
+          <w:szCs w:val="18"/>
+        </w:rPr>
         <w:t xml:space="preserve"> (Alembic Pharma company thread + VijayKiran (VK) Long Term Portfolio (queueing source))</w:t>
       </w:r>
       <w:r>
@@ -548,7 +2727,7 @@
           <w:b/>
           <w:bCs/>
         </w:rPr>
-        <w:t xml:space="preserve">mid-cap</w:t>
+        <w:t xml:space="preserve">mid-cap (~Rs 15,900 Cr)</w:t>
       </w:r>
     </w:p>
     <w:p>
@@ -571,7 +2750,35 @@
           <w:sz w:val="24"/>
           <w:szCs w:val="24"/>
         </w:rPr>
-        <w:t xml:space="preserve">10x-in-2-3-years</w:t>
+        <w:t xml:space="preserve">neither</w:t>
+      </w:r>
+    </w:p>
+    <w:p>
+      <w:pPr>
+        <w:spacing w:after="120"/>
+      </w:pPr>
+      <w:r>
+        <w:rPr>
+          <w:color w:val="666666"/>
+          <w:sz w:val="20"/>
+          <w:szCs w:val="20"/>
+        </w:rPr>
+        <w:t xml:space="preserve">4-box gate — tailwind: weak · TAM: no · moat: weak · valuation: weak  (score 1.5 / 4)</w:t>
+      </w:r>
+    </w:p>
+    <w:p>
+      <w:pPr>
+        <w:spacing w:after="120"/>
+      </w:pPr>
+      <w:r>
+        <w:rPr>
+          <w:i/>
+          <w:iCs/>
+          <w:color w:val="666666"/>
+          <w:sz w:val="20"/>
+          <w:szCs w:val="20"/>
+        </w:rPr>
+        <w:t xml:space="preserve">US generics is structurally price-eroding, not a tailwind; non-US branded + animal health is a modest one - tailwind weak. tam no: at ~Rs 15,900 Cr a 10x needs ~Rs 1.6 lakh Cr, unreachable for a mid-teens grower - the mid/large-cap size-math 'neither' applies. Moat weak: FY26 ROCE ~13% and a -9% 5-yr profit CAGR show the integrated-generics position is not translating to returns. Valuation weak: ~21x P/E already prices the raised mid-teens guide. Score 1.5 -&gt; thesis_fit 'neither', hard (no exception). Conviction Medium reflects the real Q1 FY27 US inflection, the diversified non-US franchise and consistent dividends.</w:t>
       </w:r>
     </w:p>
     <w:p>
@@ -594,59 +2801,72 @@
           <w:sz w:val="24"/>
           <w:szCs w:val="24"/>
         </w:rPr>
-        <w:t xml:space="preserve">Weak trailing average, but a real and specific Q1 FY27 inflection in the exact segment the trusted user had flagged as weak — unconfirmed, worth tracking</w:t>
-      </w:r>
-    </w:p>
-    <w:p>
-      <w:pPr>
-        <w:pStyle w:val="ListParagraph"/>
-        <w:numPr>
-          <w:ilvl w:val="0"/>
-          <w:numId w:val="1"/>
-        </w:numPr>
-        <w:spacing w:after="60"/>
-      </w:pPr>
-      <w:r>
-        <w:t xml:space="preserve">RE-VERIFICATION (2026-08-23): the prior Medium-High conviction and 'neither' thesis_fit were set under the old logic that auto-applied a conviction floor to any 'very-high' trusted signal — harsh.beria93's trust_tier is 'elevated', not 'core', so trusted_conviction_floor_active is false and that floor no longer applies. Conviction has been re-derived from scratch.</w:t>
-      </w:r>
-    </w:p>
-    <w:p>
-      <w:pPr>
-        <w:pStyle w:val="ListParagraph"/>
-        <w:numPr>
-          <w:ilvl w:val="0"/>
-          <w:numId w:val="1"/>
-        </w:numPr>
-        <w:spacing w:after="60"/>
-      </w:pPr>
-      <w:r>
-        <w:t xml:space="preserve">Trailing quality metrics remain moderate (ROE 12.7%, ROCE 14.66%, 5-yr sales growth 6.37%), and the trusted user's own multi-year synthesis (through FY25) explicitly described the flagship US business as cyclical/stagnant.</w:t>
-      </w:r>
-    </w:p>
-    <w:p>
-      <w:pPr>
-        <w:pStyle w:val="ListParagraph"/>
-        <w:numPr>
-          <w:ilvl w:val="0"/>
-          <w:numId w:val="1"/>
-        </w:numPr>
-        <w:spacing w:after="60"/>
-      </w:pPr>
-      <w:r>
-        <w:t xml:space="preserve">However, Q1 FY27 (quarter ended June 2026, sourced independently via screener/results, not yet reflected in the forum thread) shows a real, specific, credible catalyst directly in that same segment: US Formulations +49% YoY to Rs 778 Cr, consolidated revenue +25.66%, and an FY27 guidance upgrade to mid-teens growth. Per this project's methodology, a weak trailing average plus a strong, specific recent-quarter improvement at a mid-cap should be classified '10x-in-2-3-years' at low/medium conviction with an unconfirmed caveat, not 'neither'.</w:t>
-      </w:r>
-    </w:p>
-    <w:p>
-      <w:pPr>
-        <w:pStyle w:val="ListParagraph"/>
-        <w:numPr>
-          <w:ilvl w:val="0"/>
-          <w:numId w:val="1"/>
-        </w:numPr>
-        <w:spacing w:after="60"/>
-      </w:pPr>
-      <w:r>
-        <w:t xml:space="preserve">Conviction is set to Medium — below the old floor-derived Medium-High, reflecting that this is one quarter of data overriding years of a genuinely weaker trend, and mid-teens revenue growth alone is not obviously multibagger-pace. Revisit next quarter to see if the US inflection persists before raising conviction further.</w:t>
+        <w:t xml:space="preserve">A real Q1 FY27 US inflection (formulations +49%, guidance raised) on top of a genuinely secular non-US franchise - but a ~Rs 16,000 Cr mid-cap growing mid-teens with 13% ROCE is a 'neither' on size math; conviction Medium</w:t>
+      </w:r>
+    </w:p>
+    <w:p>
+      <w:pPr>
+        <w:pStyle w:val="ListParagraph"/>
+        <w:numPr>
+          <w:ilvl w:val="0"/>
+          <w:numId w:val="1"/>
+        </w:numPr>
+        <w:spacing w:after="60"/>
+      </w:pPr>
+      <w:r>
+        <w:t xml:space="preserve">RE-VERIFICATION (2026-08-23, refreshed 2026-09-08): the prior Medium-High conviction / 'neither' were set under the old auto-floor logic; harsh.beria93 is 'elevated' not 'core' so no floor applies. Conviction re-derived from scratch.</w:t>
+      </w:r>
+    </w:p>
+    <w:p>
+      <w:pPr>
+        <w:pStyle w:val="ListParagraph"/>
+        <w:numPr>
+          <w:ilvl w:val="0"/>
+          <w:numId w:val="1"/>
+        </w:numPr>
+        <w:spacing w:after="60"/>
+      </w:pPr>
+      <w:r>
+        <w:t xml:space="preserve">Trailing quality is moderate: FY26 ROCE ~13%, ROE ~13.4%, 5-yr sales CAGR ~6%, 5-yr profit CAGR ~-9%; the trusted tracker's own multi-year synthesis frames the flagship US business as cyclical/stagnant and non-US as the real secular driver.</w:t>
+      </w:r>
+    </w:p>
+    <w:p>
+      <w:pPr>
+        <w:pStyle w:val="ListParagraph"/>
+        <w:numPr>
+          <w:ilvl w:val="0"/>
+          <w:numId w:val="1"/>
+        </w:numPr>
+        <w:spacing w:after="60"/>
+      </w:pPr>
+      <w:r>
+        <w:t xml:space="preserve">Q1 FY27 is a real, specific inflection: consolidated revenue +26% to Rs 2,150 Cr, US formulations +49% YoY to Rs 778 Cr on 7 launches (incl. limited-competition bosutinib), and management raised FY27 US-generics guidance from low-teens to mid-to-high teens and company growth to ~mid-teens - but PAT rose only 12% (R&amp;D + launch costs), and it is one quarter partly boosted by a limited-competition product.</w:t>
+      </w:r>
+    </w:p>
+    <w:p>
+      <w:pPr>
+        <w:pStyle w:val="ListParagraph"/>
+        <w:numPr>
+          <w:ilvl w:val="0"/>
+          <w:numId w:val="1"/>
+        </w:numPr>
+        <w:spacing w:after="60"/>
+      </w:pPr>
+      <w:r>
+        <w:t xml:space="preserve">four_box re-derived to 1.5 (tailwind weak / tam no / moat weak / valuation weak). tam = no: at ~Rs 15,900 Cr, a 10x needs ~Rs 1.6 lakh Cr and mid-teens growth cannot get there in 2-3 years - the genuine-mid/large-cap size-math 'neither' applies, and the small-cap live-inflection carve-out does not. Score &lt;= 1.5 -&gt; thesis_fit 'neither', hard.</w:t>
+      </w:r>
+    </w:p>
+    <w:p>
+      <w:pPr>
+        <w:pStyle w:val="ListParagraph"/>
+        <w:numPr>
+          <w:ilvl w:val="0"/>
+          <w:numId w:val="1"/>
+        </w:numPr>
+        <w:spacing w:after="60"/>
+      </w:pPr>
+      <w:r>
+        <w:t xml:space="preserve">Conviction Medium (unchanged from pre): the Q1 US inflection, a genuinely diversified non-US franchise (domestic branded, ~24% CAGR animal health), consistent dividends (35% payout) and multi-year trusted diligence support it; the cyclical US flagship, sub-bar ROCE, -9% 5-yr profit CAGR, rising gross debt (Rs 1,430 Cr) and one-quarter data cap it there. Revisit after Q2 FY27 to see if the US inflection persists.</w:t>
       </w:r>
     </w:p>
     <w:p>
